--- a/t16_s1.docx
+++ b/t16_s1.docx
@@ -3,2168 +3,1898 @@
 <w:document xmlns:wpc="http://schemas.microsoft.com/office/word/2010/wordprocessingCanvas" xmlns:mo="http://schemas.microsoft.com/office/mac/office/2008/main" xmlns:mc="http://schemas.openxmlformats.org/markup-compatibility/2006" xmlns:mv="urn:schemas-microsoft-com:mac:vml" xmlns:o="urn:schemas-microsoft-com:office:office" xmlns:r="http://schemas.openxmlformats.org/officeDocument/2006/relationships" xmlns:m="http://schemas.openxmlformats.org/officeDocument/2006/math" xmlns:v="urn:schemas-microsoft-com:vml" xmlns:wp14="http://schemas.microsoft.com/office/word/2010/wordprocessingDrawing" xmlns:wp="http://schemas.openxmlformats.org/drawingml/2006/wordprocessingDrawing" xmlns:w10="urn:schemas-microsoft-com:office:word" xmlns:w="http://schemas.openxmlformats.org/wordprocessingml/2006/main" xmlns:w14="http://schemas.microsoft.com/office/word/2010/wordml" xmlns:wpg="http://schemas.microsoft.com/office/word/2010/wordprocessingGroup" xmlns:wpi="http://schemas.microsoft.com/office/word/2010/wordprocessingInk" xmlns:wne="http://schemas.microsoft.com/office/word/2006/wordml" xmlns:wps="http://schemas.microsoft.com/office/word/2010/wordprocessingShape" mc:Ignorable="w14 wp14">
   <w:body>
     <w:p>
-      <w:pPr>
-        <w:spacing w:after="20" w:before="120"/>
-      </w:pPr>
-      <w:r>
-        <w:rPr>
-          <w:b/>
-          <w:sz w:val="22"/>
-        </w:rPr>
-        <w:t>Question: A client with major depression says, 'I have nothing to live for anymore.' What is the nurse's priority action?</w:t>
-      </w:r>
-    </w:p>
-    <w:p>
-      <w:pPr>
-        <w:spacing w:after="0" w:before="0"/>
-      </w:pPr>
-      <w:r>
-        <w:rPr>
-          <w:b w:val="0"/>
-          <w:sz w:val="22"/>
-        </w:rPr>
-        <w:t>(a) Encourage the client to attend group activities</w:t>
-      </w:r>
-    </w:p>
-    <w:p>
-      <w:pPr>
-        <w:spacing w:after="0" w:before="0"/>
-      </w:pPr>
-      <w:r>
-        <w:rPr>
-          <w:b w:val="0"/>
-          <w:sz w:val="22"/>
-        </w:rPr>
-        <w:t>(b) Assess directly for suicidal thoughts, plan and means</w:t>
-      </w:r>
-    </w:p>
-    <w:p>
-      <w:pPr>
-        <w:spacing w:after="0" w:before="0"/>
-      </w:pPr>
-      <w:r>
-        <w:rPr>
-          <w:b w:val="0"/>
-          <w:sz w:val="22"/>
-        </w:rPr>
-        <w:t>(c) Offer the client a meal tray</w:t>
-      </w:r>
-    </w:p>
-    <w:p>
-      <w:pPr>
-        <w:spacing w:after="0" w:before="0"/>
-      </w:pPr>
-      <w:r>
-        <w:rPr>
-          <w:b w:val="0"/>
-          <w:sz w:val="22"/>
-        </w:rPr>
-        <w:t>(d) Provide a structured daily schedule</w:t>
-      </w:r>
-    </w:p>
-    <w:p>
-      <w:pPr>
-        <w:spacing w:after="0" w:before="40"/>
-      </w:pPr>
-      <w:r>
-        <w:rPr>
-          <w:b/>
-          <w:sz w:val="22"/>
-        </w:rPr>
-        <w:t>Answer: b</w:t>
-      </w:r>
-    </w:p>
-    <w:p>
-      <w:pPr>
-        <w:spacing w:after="0" w:before="0"/>
-      </w:pPr>
-      <w:r>
-        <w:rPr>
-          <w:b w:val="0"/>
-          <w:sz w:val="21"/>
-        </w:rPr>
-        <w:t>Solution: Any statement of hopelessness warrants an immediate, direct suicide risk assessment (ideation, plan, intent, means); safety is the priority.</w:t>
-      </w:r>
-    </w:p>
-    <w:p>
-      <w:pPr>
-        <w:spacing w:after="0" w:before="0"/>
-      </w:pPr>
-      <w:r>
-        <w:rPr>
-          <w:b w:val="0"/>
-          <w:sz w:val="20"/>
-        </w:rPr>
-        <w:t>Positive Marks: 1</w:t>
-      </w:r>
-    </w:p>
-    <w:p>
-      <w:pPr>
-        <w:spacing w:after="160" w:before="0"/>
-      </w:pPr>
-      <w:r>
-        <w:rPr>
-          <w:b w:val="0"/>
-          <w:sz w:val="20"/>
-        </w:rPr>
-        <w:t>Negative Marks: 0.25</w:t>
-      </w:r>
-    </w:p>
-    <w:p>
-      <w:pPr>
-        <w:spacing w:after="20" w:before="120"/>
-      </w:pPr>
-      <w:r>
-        <w:rPr>
-          <w:b/>
-          <w:sz w:val="22"/>
-        </w:rPr>
-        <w:t>Question: Which needle is most appropriate for a subcutaneous injection?</w:t>
-      </w:r>
-    </w:p>
-    <w:p>
-      <w:pPr>
-        <w:spacing w:after="0" w:before="0"/>
-      </w:pPr>
-      <w:r>
-        <w:rPr>
-          <w:b w:val="0"/>
-          <w:sz w:val="22"/>
-        </w:rPr>
-        <w:t>(a) 14-16 gauge, 2 inch</w:t>
-      </w:r>
-    </w:p>
-    <w:p>
-      <w:pPr>
-        <w:spacing w:after="0" w:before="0"/>
-      </w:pPr>
-      <w:r>
-        <w:rPr>
-          <w:b w:val="0"/>
-          <w:sz w:val="22"/>
-        </w:rPr>
-        <w:t>(b) 22 gauge, 1½ inch</w:t>
-      </w:r>
-    </w:p>
-    <w:p>
-      <w:pPr>
-        <w:spacing w:after="0" w:before="0"/>
-      </w:pPr>
-      <w:r>
-        <w:rPr>
-          <w:b w:val="0"/>
-          <w:sz w:val="22"/>
-        </w:rPr>
-        <w:t>(c) 25-27 gauge, 5/8 inch</w:t>
-      </w:r>
-    </w:p>
-    <w:p>
-      <w:pPr>
-        <w:spacing w:after="0" w:before="0"/>
-      </w:pPr>
-      <w:r>
-        <w:rPr>
-          <w:b w:val="0"/>
-          <w:sz w:val="22"/>
-        </w:rPr>
-        <w:t>(d) 18-20 gauge, 1½ inch</w:t>
-      </w:r>
-    </w:p>
-    <w:p>
-      <w:pPr>
-        <w:spacing w:after="0" w:before="40"/>
-      </w:pPr>
-      <w:r>
-        <w:rPr>
-          <w:b/>
-          <w:sz w:val="22"/>
-        </w:rPr>
-        <w:t>Answer: c</w:t>
-      </w:r>
-    </w:p>
-    <w:p>
-      <w:pPr>
-        <w:spacing w:after="0" w:before="0"/>
-      </w:pPr>
-      <w:r>
-        <w:rPr>
-          <w:b w:val="0"/>
-          <w:sz w:val="21"/>
-        </w:rPr>
-        <w:t>Solution: Subcutaneous injections use a short, fine needle (25-27 gauge, ⅝ inch) to deposit medication into the subcutaneous layer at a 45° angle.</w:t>
-      </w:r>
-    </w:p>
-    <w:p>
-      <w:pPr>
-        <w:spacing w:after="0" w:before="0"/>
-      </w:pPr>
-      <w:r>
-        <w:rPr>
-          <w:b w:val="0"/>
-          <w:sz w:val="20"/>
-        </w:rPr>
-        <w:t>Positive Marks: 1</w:t>
-      </w:r>
-    </w:p>
-    <w:p>
-      <w:pPr>
-        <w:spacing w:after="160" w:before="0"/>
-      </w:pPr>
-      <w:r>
-        <w:rPr>
-          <w:b w:val="0"/>
-          <w:sz w:val="20"/>
-        </w:rPr>
-        <w:t>Negative Marks: 0.25</w:t>
-      </w:r>
-    </w:p>
-    <w:p>
-      <w:pPr>
-        <w:spacing w:after="20" w:before="120"/>
-      </w:pPr>
-      <w:r>
-        <w:rPr>
-          <w:b/>
-          <w:sz w:val="22"/>
-        </w:rPr>
-        <w:t>Question: On which date was the milestone of 100 crore vaccinations (Covaxin + Covishield) completed in India?</w:t>
-      </w:r>
-    </w:p>
-    <w:p>
-      <w:pPr>
-        <w:spacing w:after="0" w:before="0"/>
-      </w:pPr>
-      <w:r>
-        <w:rPr>
-          <w:b w:val="0"/>
-          <w:sz w:val="22"/>
-        </w:rPr>
-        <w:t>(a) 22.10.2021,</w:t>
-      </w:r>
-    </w:p>
-    <w:p>
-      <w:pPr>
-        <w:spacing w:after="0" w:before="0"/>
-      </w:pPr>
-      <w:r>
-        <w:rPr>
-          <w:b w:val="0"/>
-          <w:sz w:val="22"/>
-        </w:rPr>
-        <w:t>(b) 20.10.2021,</w:t>
-      </w:r>
-    </w:p>
-    <w:p>
-      <w:pPr>
-        <w:spacing w:after="0" w:before="0"/>
-      </w:pPr>
-      <w:r>
-        <w:rPr>
-          <w:b w:val="0"/>
-          <w:sz w:val="22"/>
-        </w:rPr>
-        <w:t>(c) 19.10.2021,</w:t>
-      </w:r>
-    </w:p>
-    <w:p>
-      <w:pPr>
-        <w:spacing w:after="0" w:before="0"/>
-      </w:pPr>
-      <w:r>
-        <w:rPr>
-          <w:b w:val="0"/>
-          <w:sz w:val="22"/>
-        </w:rPr>
-        <w:t>(d) 21.10.2021,</w:t>
-      </w:r>
-    </w:p>
-    <w:p>
-      <w:pPr>
-        <w:spacing w:after="0" w:before="40"/>
-      </w:pPr>
-      <w:r>
-        <w:rPr>
-          <w:b/>
-          <w:sz w:val="22"/>
-        </w:rPr>
-        <w:t>Answer: d</w:t>
-      </w:r>
-    </w:p>
-    <w:p>
-      <w:pPr>
-        <w:spacing w:after="0" w:before="0"/>
-      </w:pPr>
-      <w:r>
-        <w:rPr>
-          <w:b w:val="0"/>
-          <w:sz w:val="21"/>
-        </w:rPr>
-        <w:t>Solution: The milestone of 100 crore vaccinations (Covaxin + Covishield) in India was completed on 21.10.2021 (option a). This significant achievement marked the administration of 100 crore doses of COVID-19 vaccines in India's nationwide vaccination campaign. The combined use of Covaxin and Covishield, which are the two primary vaccines being administered in India, contributed to reaching this milestone in the ongoing efforts to protect the population against COVID-19.</w:t>
-      </w:r>
-    </w:p>
-    <w:p>
-      <w:pPr>
-        <w:spacing w:after="0" w:before="0"/>
-      </w:pPr>
-      <w:r>
-        <w:rPr>
-          <w:b w:val="0"/>
-          <w:sz w:val="20"/>
-        </w:rPr>
-        <w:t>Positive Marks: 1</w:t>
-      </w:r>
-    </w:p>
-    <w:p>
-      <w:pPr>
-        <w:spacing w:after="160" w:before="0"/>
-      </w:pPr>
-      <w:r>
-        <w:rPr>
-          <w:b w:val="0"/>
-          <w:sz w:val="20"/>
-        </w:rPr>
-        <w:t>Negative Marks: 0.25</w:t>
-      </w:r>
-    </w:p>
-    <w:p>
-      <w:pPr>
-        <w:spacing w:after="20" w:before="120"/>
-      </w:pPr>
-      <w:r>
-        <w:rPr>
-          <w:b/>
-          <w:sz w:val="22"/>
-        </w:rPr>
-        <w:t>Question: What is the mechanism by which spraying kerosene on stagnant water kills Anopheles mosquitoes?</w:t>
-      </w:r>
-    </w:p>
-    <w:p>
-      <w:pPr>
-        <w:spacing w:after="0" w:before="0"/>
-      </w:pPr>
-      <w:r>
-        <w:rPr>
-          <w:b w:val="0"/>
-          <w:sz w:val="22"/>
-        </w:rPr>
-        <w:t>(a) Entry into and blocking of respiratory tract</w:t>
-      </w:r>
-    </w:p>
-    <w:p>
-      <w:pPr>
-        <w:spacing w:after="0" w:before="0"/>
-      </w:pPr>
-      <w:r>
-        <w:rPr>
-          <w:b w:val="0"/>
-          <w:sz w:val="22"/>
-        </w:rPr>
-        <w:t>(b) Burning of body wall</w:t>
-      </w:r>
-    </w:p>
-    <w:p>
-      <w:pPr>
-        <w:spacing w:after="0" w:before="0"/>
-      </w:pPr>
-      <w:r>
-        <w:rPr>
-          <w:b w:val="0"/>
-          <w:sz w:val="22"/>
-        </w:rPr>
-        <w:t>(c) Diffusion into body</w:t>
-      </w:r>
-    </w:p>
-    <w:p>
-      <w:pPr>
-        <w:spacing w:after="0" w:before="0"/>
-      </w:pPr>
-      <w:r>
-        <w:rPr>
-          <w:b w:val="0"/>
-          <w:sz w:val="22"/>
-        </w:rPr>
-        <w:t>(d) Prevention of spiracle to come in contact with air</w:t>
-      </w:r>
-    </w:p>
-    <w:p>
-      <w:pPr>
-        <w:spacing w:after="0" w:before="40"/>
-      </w:pPr>
-      <w:r>
-        <w:rPr>
-          <w:b/>
-          <w:sz w:val="22"/>
-        </w:rPr>
-        <w:t>Answer: a</w:t>
-      </w:r>
-    </w:p>
-    <w:p>
-      <w:pPr>
-        <w:spacing w:after="0" w:before="0"/>
-      </w:pPr>
-      <w:r>
-        <w:rPr>
-          <w:b w:val="0"/>
-          <w:sz w:val="21"/>
-        </w:rPr>
-        <w:t>Solution: Spraying kerosene on stagnant water kills Anopheles mosquitoes by the mechanism of entry into and blocking of the respiratory tract. Kerosene forms a film over the water surface, depriving the mosquito larvae and pupae of access to atmospheric oxygen. Mosquito larvae and pupae breathe through specialized structures called spiracles, which are connected to their respiratory system. When the kerosene film is formed on the water, it blocks the spiracles, preventing the larvae and pupae from obtaining oxygen and leading to their suffocation and death.</w:t>
-      </w:r>
-    </w:p>
-    <w:p>
-      <w:pPr>
-        <w:spacing w:after="0" w:before="0"/>
-      </w:pPr>
-      <w:r>
-        <w:rPr>
-          <w:b w:val="0"/>
-          <w:sz w:val="20"/>
-        </w:rPr>
-        <w:t>Positive Marks: 1</w:t>
-      </w:r>
-    </w:p>
-    <w:p>
-      <w:pPr>
-        <w:spacing w:after="160" w:before="0"/>
-      </w:pPr>
-      <w:r>
-        <w:rPr>
-          <w:b w:val="0"/>
-          <w:sz w:val="20"/>
-        </w:rPr>
-        <w:t>Negative Marks: 0.25</w:t>
-      </w:r>
-    </w:p>
-    <w:p>
-      <w:pPr>
-        <w:spacing w:after="20" w:before="120"/>
-      </w:pPr>
-      <w:r>
-        <w:rPr>
-          <w:b/>
-          <w:sz w:val="22"/>
-        </w:rPr>
-        <w:t>Question: What is the immediate intervention for a patient with tension pneumothorax?</w:t>
-      </w:r>
-    </w:p>
-    <w:p>
-      <w:pPr>
-        <w:spacing w:after="0" w:before="0"/>
-      </w:pPr>
-      <w:r>
-        <w:rPr>
-          <w:b w:val="0"/>
-          <w:sz w:val="22"/>
-        </w:rPr>
-        <w:t>(a) Insert a chest tube in the 8th-9th intercostal space</w:t>
-      </w:r>
-    </w:p>
-    <w:p>
-      <w:pPr>
-        <w:spacing w:after="0" w:before="0"/>
-      </w:pPr>
-      <w:r>
-        <w:rPr>
-          <w:b w:val="0"/>
-          <w:sz w:val="22"/>
-        </w:rPr>
-        <w:t>(b) Insert a chest tube in the 6th-7th intercostal space</w:t>
-      </w:r>
-    </w:p>
-    <w:p>
-      <w:pPr>
-        <w:spacing w:after="0" w:before="0"/>
-      </w:pPr>
-      <w:r>
-        <w:rPr>
-          <w:b w:val="0"/>
-          <w:sz w:val="22"/>
-        </w:rPr>
-        <w:t>(c) No intervention is needed</w:t>
-      </w:r>
-    </w:p>
-    <w:p>
-      <w:pPr>
-        <w:spacing w:after="0" w:before="0"/>
-      </w:pPr>
-      <w:r>
-        <w:rPr>
-          <w:b w:val="0"/>
-          <w:sz w:val="22"/>
-        </w:rPr>
-        <w:t>(d) Needle decompression at the 2nd intercostal space, midclavicular line</w:t>
-      </w:r>
-    </w:p>
-    <w:p>
-      <w:pPr>
-        <w:spacing w:after="0" w:before="40"/>
-      </w:pPr>
-      <w:r>
-        <w:rPr>
-          <w:b/>
-          <w:sz w:val="22"/>
-        </w:rPr>
-        <w:t>Answer: d</w:t>
-      </w:r>
-    </w:p>
-    <w:p>
-      <w:pPr>
-        <w:spacing w:after="0" w:before="0"/>
-      </w:pPr>
-      <w:r>
-        <w:rPr>
-          <w:b w:val="0"/>
-          <w:sz w:val="21"/>
-        </w:rPr>
-        <w:t>Solution: Tension pneumothorax is a life-threatening emergency; immediate needle decompression is done at the 2nd intercostal space, midclavicular line, followed by chest tube insertion.</w:t>
-      </w:r>
-    </w:p>
-    <w:p>
-      <w:pPr>
-        <w:spacing w:after="0" w:before="0"/>
-      </w:pPr>
-      <w:r>
-        <w:rPr>
-          <w:b w:val="0"/>
-          <w:sz w:val="20"/>
-        </w:rPr>
-        <w:t>Positive Marks: 1</w:t>
-      </w:r>
-    </w:p>
-    <w:p>
-      <w:pPr>
-        <w:spacing w:after="160" w:before="0"/>
-      </w:pPr>
-      <w:r>
-        <w:rPr>
-          <w:b w:val="0"/>
-          <w:sz w:val="20"/>
-        </w:rPr>
-        <w:t>Negative Marks: 0.25</w:t>
-      </w:r>
-    </w:p>
-    <w:p>
-      <w:pPr>
-        <w:spacing w:after="20" w:before="120"/>
-      </w:pPr>
-      <w:r>
-        <w:rPr>
-          <w:b/>
-          <w:sz w:val="22"/>
-        </w:rPr>
-        <w:t>Question: Which method gives the most reliable confirmation that a nasogastric tube is correctly placed before feeding?</w:t>
-      </w:r>
-    </w:p>
-    <w:p>
-      <w:pPr>
-        <w:spacing w:after="0" w:before="0"/>
-      </w:pPr>
-      <w:r>
-        <w:rPr>
-          <w:b w:val="0"/>
-          <w:sz w:val="22"/>
-        </w:rPr>
-        <w:t>(a) Radiographic (X-ray) confirmation</w:t>
-      </w:r>
-    </w:p>
-    <w:p>
-      <w:pPr>
-        <w:spacing w:after="0" w:before="0"/>
-      </w:pPr>
-      <w:r>
-        <w:rPr>
-          <w:b w:val="0"/>
-          <w:sz w:val="22"/>
-        </w:rPr>
-        <w:t>(b) Checking the pH of gastric aspirate</w:t>
-      </w:r>
-    </w:p>
-    <w:p>
-      <w:pPr>
-        <w:spacing w:after="0" w:before="0"/>
-      </w:pPr>
-      <w:r>
-        <w:rPr>
-          <w:b w:val="0"/>
-          <w:sz w:val="22"/>
-        </w:rPr>
-        <w:t>(c) Auscultating air over the epigastrium</w:t>
-      </w:r>
-    </w:p>
-    <w:p>
-      <w:pPr>
-        <w:spacing w:after="0" w:before="0"/>
-      </w:pPr>
-      <w:r>
-        <w:rPr>
-          <w:b w:val="0"/>
-          <w:sz w:val="22"/>
-        </w:rPr>
-        <w:t>(d) Observing the client swallow without coughing</w:t>
-      </w:r>
-    </w:p>
-    <w:p>
-      <w:pPr>
-        <w:spacing w:after="0" w:before="40"/>
-      </w:pPr>
-      <w:r>
-        <w:rPr>
-          <w:b/>
-          <w:sz w:val="22"/>
-        </w:rPr>
-        <w:t>Answer: a</w:t>
-      </w:r>
-    </w:p>
-    <w:p>
-      <w:pPr>
-        <w:spacing w:after="0" w:before="0"/>
-      </w:pPr>
-      <w:r>
-        <w:rPr>
-          <w:b w:val="0"/>
-          <w:sz w:val="21"/>
-        </w:rPr>
-        <w:t>Solution: X-ray confirmation is the gold standard for NG tube placement; auscultation and pH are adjuncts but are not definitive, especially in high-risk clients.</w:t>
-      </w:r>
-    </w:p>
-    <w:p>
-      <w:pPr>
-        <w:spacing w:after="0" w:before="0"/>
-      </w:pPr>
-      <w:r>
-        <w:rPr>
-          <w:b w:val="0"/>
-          <w:sz w:val="20"/>
-        </w:rPr>
-        <w:t>Positive Marks: 1</w:t>
-      </w:r>
-    </w:p>
-    <w:p>
-      <w:pPr>
-        <w:spacing w:after="160" w:before="0"/>
-      </w:pPr>
-      <w:r>
-        <w:rPr>
-          <w:b w:val="0"/>
-          <w:sz w:val="20"/>
-        </w:rPr>
-        <w:t>Negative Marks: 0.25</w:t>
-      </w:r>
-    </w:p>
-    <w:p>
-      <w:pPr>
-        <w:spacing w:after="20" w:before="120"/>
-      </w:pPr>
-      <w:r>
-        <w:rPr>
-          <w:b/>
-          <w:sz w:val="22"/>
-        </w:rPr>
-        <w:t>Question: A woman feels anxiety and fear while leaving home and while travelling alone in a car. This is best described as:</w:t>
-      </w:r>
-    </w:p>
-    <w:p>
-      <w:pPr>
-        <w:spacing w:after="0" w:before="0"/>
-      </w:pPr>
-      <w:r>
-        <w:rPr>
-          <w:b w:val="0"/>
-          <w:sz w:val="22"/>
-        </w:rPr>
-        <w:t>(a) Acrophobia</w:t>
-      </w:r>
-    </w:p>
-    <w:p>
-      <w:pPr>
-        <w:spacing w:after="0" w:before="0"/>
-      </w:pPr>
-      <w:r>
-        <w:rPr>
-          <w:b w:val="0"/>
-          <w:sz w:val="22"/>
-        </w:rPr>
-        <w:t>(b) Claustrophobia</w:t>
-      </w:r>
-    </w:p>
-    <w:p>
-      <w:pPr>
-        <w:spacing w:after="0" w:before="0"/>
-      </w:pPr>
-      <w:r>
-        <w:rPr>
-          <w:b w:val="0"/>
-          <w:sz w:val="22"/>
-        </w:rPr>
-        <w:t>(c) Agoraphobia</w:t>
-      </w:r>
-    </w:p>
-    <w:p>
-      <w:pPr>
-        <w:spacing w:after="0" w:before="0"/>
-      </w:pPr>
-      <w:r>
-        <w:rPr>
-          <w:b w:val="0"/>
-          <w:sz w:val="22"/>
-        </w:rPr>
-        <w:t>(d) Hydrophobia</w:t>
-      </w:r>
-    </w:p>
-    <w:p>
-      <w:pPr>
-        <w:spacing w:after="0" w:before="40"/>
-      </w:pPr>
-      <w:r>
-        <w:rPr>
-          <w:b/>
-          <w:sz w:val="22"/>
-        </w:rPr>
-        <w:t>Answer: c</w:t>
-      </w:r>
-    </w:p>
-    <w:p>
-      <w:pPr>
-        <w:spacing w:after="0" w:before="0"/>
-      </w:pPr>
-      <w:r>
-        <w:rPr>
-          <w:b w:val="0"/>
-          <w:sz w:val="21"/>
-        </w:rPr>
-        <w:t>Solution: Agoraphobia is the fear of leaving home, open or public spaces and being alone in situations from which escape is difficult.</w:t>
-      </w:r>
-    </w:p>
-    <w:p>
-      <w:pPr>
-        <w:spacing w:after="0" w:before="0"/>
-      </w:pPr>
-      <w:r>
-        <w:rPr>
-          <w:b w:val="0"/>
-          <w:sz w:val="20"/>
-        </w:rPr>
-        <w:t>Positive Marks: 1</w:t>
-      </w:r>
-    </w:p>
-    <w:p>
-      <w:pPr>
-        <w:spacing w:after="160" w:before="0"/>
-      </w:pPr>
-      <w:r>
-        <w:rPr>
-          <w:b w:val="0"/>
-          <w:sz w:val="20"/>
-        </w:rPr>
-        <w:t>Negative Marks: 0.25</w:t>
-      </w:r>
-    </w:p>
-    <w:p>
-      <w:pPr>
-        <w:spacing w:after="20" w:before="120"/>
-      </w:pPr>
-      <w:r>
-        <w:rPr>
-          <w:b/>
-          <w:sz w:val="22"/>
-        </w:rPr>
-        <w:t>Question: Which food group serves as the richest dietary source of Folic Acid (Vitamin B9)?</w:t>
-      </w:r>
-    </w:p>
-    <w:p>
-      <w:pPr>
-        <w:spacing w:after="0" w:before="0"/>
-      </w:pPr>
-      <w:r>
-        <w:rPr>
-          <w:b w:val="0"/>
-          <w:sz w:val="22"/>
-        </w:rPr>
-        <w:t>(a) Red meat</w:t>
-      </w:r>
-    </w:p>
-    <w:p>
-      <w:pPr>
-        <w:spacing w:after="0" w:before="0"/>
-      </w:pPr>
-      <w:r>
-        <w:rPr>
-          <w:b w:val="0"/>
-          <w:sz w:val="22"/>
-        </w:rPr>
-        <w:t>(b) Dark green leafy vegetables</w:t>
-      </w:r>
-    </w:p>
-    <w:p>
-      <w:pPr>
-        <w:spacing w:after="0" w:before="0"/>
-      </w:pPr>
-      <w:r>
-        <w:rPr>
-          <w:b w:val="0"/>
-          <w:sz w:val="22"/>
-        </w:rPr>
-        <w:t>(c) Whole milk</w:t>
-      </w:r>
-    </w:p>
-    <w:p>
-      <w:pPr>
-        <w:spacing w:after="0" w:before="0"/>
-      </w:pPr>
-      <w:r>
-        <w:rPr>
-          <w:b w:val="0"/>
-          <w:sz w:val="22"/>
-        </w:rPr>
-        <w:t>(d) Banana</w:t>
-      </w:r>
-    </w:p>
-    <w:p>
-      <w:pPr>
-        <w:spacing w:after="0" w:before="40"/>
-      </w:pPr>
-      <w:r>
-        <w:rPr>
-          <w:b/>
-          <w:sz w:val="22"/>
-        </w:rPr>
-        <w:t>Answer: b</w:t>
-      </w:r>
-    </w:p>
-    <w:p>
-      <w:pPr>
-        <w:spacing w:after="0" w:before="0"/>
-      </w:pPr>
-      <w:r>
-        <w:rPr>
-          <w:b w:val="0"/>
-          <w:sz w:val="21"/>
-        </w:rPr>
-        <w:t>Solution: Dark green leafy vegetables (spinach, kale, broccoli), legumes, and liver are the richest natural sources of Folic Acid (Folate).</w:t>
-      </w:r>
-    </w:p>
-    <w:p>
-      <w:pPr>
-        <w:spacing w:after="0" w:before="0"/>
-      </w:pPr>
-      <w:r>
-        <w:rPr>
-          <w:b w:val="0"/>
-          <w:sz w:val="20"/>
-        </w:rPr>
-        <w:t>Positive Marks: 1</w:t>
-      </w:r>
-    </w:p>
-    <w:p>
-      <w:pPr>
-        <w:spacing w:after="160" w:before="0"/>
-      </w:pPr>
-      <w:r>
-        <w:rPr>
-          <w:b w:val="0"/>
-          <w:sz w:val="20"/>
-        </w:rPr>
-        <w:t>Negative Marks: 0.25</w:t>
-      </w:r>
-    </w:p>
-    <w:p>
-      <w:pPr>
-        <w:spacing w:after="20" w:before="120"/>
-      </w:pPr>
-      <w:r>
-        <w:rPr>
-          <w:b/>
-          <w:sz w:val="22"/>
-        </w:rPr>
-        <w:t>Question: Which of the following is the single most important measure to break the chain of infection?</w:t>
-      </w:r>
-    </w:p>
-    <w:p>
-      <w:pPr>
-        <w:spacing w:after="0" w:before="0"/>
-      </w:pPr>
-      <w:r>
-        <w:rPr>
-          <w:b w:val="0"/>
-          <w:sz w:val="22"/>
-        </w:rPr>
-        <w:t>(a) Gloves, mask, goggles</w:t>
-      </w:r>
-    </w:p>
-    <w:p>
-      <w:pPr>
-        <w:spacing w:after="0" w:before="0"/>
-      </w:pPr>
-      <w:r>
-        <w:rPr>
-          <w:b w:val="0"/>
-          <w:sz w:val="22"/>
-        </w:rPr>
-        <w:t>(b) Hand washing</w:t>
-      </w:r>
-    </w:p>
-    <w:p>
-      <w:pPr>
-        <w:spacing w:after="0" w:before="0"/>
-      </w:pPr>
-      <w:r>
-        <w:rPr>
-          <w:b w:val="0"/>
-          <w:sz w:val="22"/>
-        </w:rPr>
-        <w:t>(c) Maintain asepsis technique</w:t>
-      </w:r>
-    </w:p>
-    <w:p>
-      <w:pPr>
-        <w:spacing w:after="0" w:before="0"/>
-      </w:pPr>
-      <w:r>
-        <w:rPr>
-          <w:b w:val="0"/>
-          <w:sz w:val="22"/>
-        </w:rPr>
-        <w:t>(d) PPE kit</w:t>
-      </w:r>
-    </w:p>
-    <w:p>
-      <w:pPr>
-        <w:spacing w:after="0" w:before="40"/>
-      </w:pPr>
-      <w:r>
-        <w:rPr>
-          <w:b/>
-          <w:sz w:val="22"/>
-        </w:rPr>
-        <w:t>Answer: b</w:t>
-      </w:r>
-    </w:p>
-    <w:p>
-      <w:pPr>
-        <w:spacing w:after="0" w:before="0"/>
-      </w:pPr>
-      <w:r>
-        <w:rPr>
-          <w:b w:val="0"/>
-          <w:sz w:val="21"/>
-        </w:rPr>
-        <w:t>Solution: The principle component to prevent the infection chain link is hand washing (option A). Hand washing is a fundamental and effective measure in breaking the chain of infection transmission. Proper hand hygiene helps remove microorganisms from the hands, reducing the risk of transmitting infections. It is essential to wash hands thoroughly with soap and water for at least 20 seconds, especially before and after patient contact, before invasive procedures, and after handling potentially infectious materials. While personal protective equipment (PPE) such as gloves, masks, and goggles (option D) are important in specific situations, hand washing remains the primary and most crucial step in infection prevention and control practices.</w:t>
-      </w:r>
-    </w:p>
-    <w:p>
-      <w:pPr>
-        <w:spacing w:after="0" w:before="0"/>
-      </w:pPr>
-      <w:r>
-        <w:rPr>
-          <w:b w:val="0"/>
-          <w:sz w:val="20"/>
-        </w:rPr>
-        <w:t>Positive Marks: 1</w:t>
-      </w:r>
-    </w:p>
-    <w:p>
-      <w:pPr>
-        <w:spacing w:after="160" w:before="0"/>
-      </w:pPr>
-      <w:r>
-        <w:rPr>
-          <w:b w:val="0"/>
-          <w:sz w:val="20"/>
-        </w:rPr>
-        <w:t>Negative Marks: 0.25</w:t>
-      </w:r>
-    </w:p>
-    <w:p>
-      <w:pPr>
-        <w:spacing w:after="20" w:before="120"/>
-      </w:pPr>
-      <w:r>
-        <w:rPr>
-          <w:b/>
-          <w:sz w:val="22"/>
-        </w:rPr>
-        <w:t>Question: The most appropriate nursing intervention for a patient with epistaxis is:</w:t>
-      </w:r>
-    </w:p>
-    <w:p>
-      <w:pPr>
-        <w:spacing w:after="0" w:before="0"/>
-      </w:pPr>
-      <w:r>
-        <w:rPr>
-          <w:b w:val="0"/>
-          <w:sz w:val="22"/>
-        </w:rPr>
-        <w:t>(a) Apply cold pack to the feet</w:t>
-      </w:r>
-    </w:p>
-    <w:p>
-      <w:pPr>
-        <w:spacing w:after="0" w:before="0"/>
-      </w:pPr>
-      <w:r>
-        <w:rPr>
-          <w:b w:val="0"/>
-          <w:sz w:val="22"/>
-        </w:rPr>
-        <w:t>(b) Insert a cotton plug in the ear</w:t>
-      </w:r>
-    </w:p>
-    <w:p>
-      <w:pPr>
-        <w:spacing w:after="0" w:before="0"/>
-      </w:pPr>
-      <w:r>
-        <w:rPr>
-          <w:b w:val="0"/>
-          <w:sz w:val="22"/>
-        </w:rPr>
-        <w:t>(c) Pinch the nostrils and lean forward</w:t>
-      </w:r>
-    </w:p>
-    <w:p>
-      <w:pPr>
-        <w:spacing w:after="0" w:before="0"/>
-      </w:pPr>
-      <w:r>
-        <w:rPr>
-          <w:b w:val="0"/>
-          <w:sz w:val="22"/>
-        </w:rPr>
-        <w:t>(d) Tilt the head backwards</w:t>
-      </w:r>
-    </w:p>
-    <w:p>
-      <w:pPr>
-        <w:spacing w:after="0" w:before="40"/>
-      </w:pPr>
-      <w:r>
-        <w:rPr>
-          <w:b/>
-          <w:sz w:val="22"/>
-        </w:rPr>
-        <w:t>Answer: c</w:t>
-      </w:r>
-    </w:p>
-    <w:p>
-      <w:pPr>
-        <w:spacing w:after="0" w:before="0"/>
-      </w:pPr>
-      <w:r>
-        <w:rPr>
-          <w:b w:val="0"/>
-          <w:sz w:val="21"/>
-        </w:rPr>
-        <w:t>Solution: For epistaxis, pinch the soft part of the nostrils, lean forward and breathe through the mouth; do not tilt the head back.</w:t>
-      </w:r>
-    </w:p>
-    <w:p>
-      <w:pPr>
-        <w:spacing w:after="0" w:before="0"/>
-      </w:pPr>
-      <w:r>
-        <w:rPr>
-          <w:b w:val="0"/>
-          <w:sz w:val="20"/>
-        </w:rPr>
-        <w:t>Positive Marks: 1</w:t>
-      </w:r>
-    </w:p>
-    <w:p>
-      <w:pPr>
-        <w:spacing w:after="160" w:before="0"/>
-      </w:pPr>
-      <w:r>
-        <w:rPr>
-          <w:b w:val="0"/>
-          <w:sz w:val="20"/>
-        </w:rPr>
-        <w:t>Negative Marks: 0.25</w:t>
-      </w:r>
-    </w:p>
-    <w:p>
-      <w:pPr>
-        <w:spacing w:after="20" w:before="120"/>
-      </w:pPr>
-      <w:r>
-        <w:rPr>
-          <w:b/>
-          <w:sz w:val="22"/>
-        </w:rPr>
-        <w:t>Question: A primigravida mother can expect to feel first fetal movements (Quickening) between which weeks?</w:t>
-      </w:r>
-    </w:p>
-    <w:p>
-      <w:pPr>
-        <w:spacing w:after="0" w:before="0"/>
-      </w:pPr>
-      <w:r>
-        <w:rPr>
-          <w:b w:val="0"/>
-          <w:sz w:val="22"/>
-        </w:rPr>
-        <w:t>(a) 18 to 20 weeks (or 16-20 weeks)</w:t>
-      </w:r>
-    </w:p>
-    <w:p>
-      <w:pPr>
-        <w:spacing w:after="0" w:before="0"/>
-      </w:pPr>
-      <w:r>
-        <w:rPr>
-          <w:b w:val="0"/>
-          <w:sz w:val="22"/>
-        </w:rPr>
-        <w:t>(b) 8 to 10 weeks</w:t>
-      </w:r>
-    </w:p>
-    <w:p>
-      <w:pPr>
-        <w:spacing w:after="0" w:before="0"/>
-      </w:pPr>
-      <w:r>
-        <w:rPr>
-          <w:b w:val="0"/>
-          <w:sz w:val="22"/>
-        </w:rPr>
-        <w:t>(c) 10 to 12 weeks</w:t>
-      </w:r>
-    </w:p>
-    <w:p>
-      <w:pPr>
-        <w:spacing w:after="0" w:before="0"/>
-      </w:pPr>
-      <w:r>
-        <w:rPr>
-          <w:b w:val="0"/>
-          <w:sz w:val="22"/>
-        </w:rPr>
-        <w:t>(d) 6 to 8 weeks</w:t>
-      </w:r>
-    </w:p>
-    <w:p>
-      <w:pPr>
-        <w:spacing w:after="0" w:before="40"/>
-      </w:pPr>
-      <w:r>
-        <w:rPr>
-          <w:b/>
-          <w:sz w:val="22"/>
-        </w:rPr>
-        <w:t>Answer: a</w:t>
-      </w:r>
-    </w:p>
-    <w:p>
-      <w:pPr>
-        <w:spacing w:after="0" w:before="0"/>
-      </w:pPr>
-      <w:r>
-        <w:rPr>
-          <w:b w:val="0"/>
-          <w:sz w:val="21"/>
-        </w:rPr>
-        <w:t>Solution: Quickening (first perception of fetal movement) is typically felt between 18–20 weeks in primigravidas and 16–18 weeks in multigravidas.</w:t>
-      </w:r>
-    </w:p>
-    <w:p>
-      <w:pPr>
-        <w:spacing w:after="0" w:before="0"/>
-      </w:pPr>
-      <w:r>
-        <w:rPr>
-          <w:b w:val="0"/>
-          <w:sz w:val="20"/>
-        </w:rPr>
-        <w:t>Positive Marks: 1</w:t>
-      </w:r>
-    </w:p>
-    <w:p>
-      <w:pPr>
-        <w:spacing w:after="160" w:before="0"/>
-      </w:pPr>
-      <w:r>
-        <w:rPr>
-          <w:b w:val="0"/>
-          <w:sz w:val="20"/>
-        </w:rPr>
-        <w:t>Negative Marks: 0.25</w:t>
-      </w:r>
-    </w:p>
-    <w:p>
-      <w:pPr>
-        <w:spacing w:after="20" w:before="120"/>
-      </w:pPr>
-      <w:r>
-        <w:rPr>
-          <w:b/>
-          <w:sz w:val="22"/>
-        </w:rPr>
-        <w:t>Question: Which of the following tests can be used to determine the potency of freeze-dried vaccines?</w:t>
-      </w:r>
-    </w:p>
-    <w:p>
-      <w:pPr>
-        <w:spacing w:after="0" w:before="0"/>
-      </w:pPr>
-      <w:r>
-        <w:rPr>
-          <w:b w:val="0"/>
-          <w:sz w:val="22"/>
-        </w:rPr>
-        <w:t>(a) Monteux test</w:t>
-      </w:r>
-    </w:p>
-    <w:p>
-      <w:pPr>
-        <w:spacing w:after="0" w:before="0"/>
-      </w:pPr>
-      <w:r>
-        <w:rPr>
-          <w:b w:val="0"/>
-          <w:sz w:val="22"/>
-        </w:rPr>
-        <w:t>(b) Hable test</w:t>
-      </w:r>
-    </w:p>
-    <w:p>
-      <w:pPr>
-        <w:spacing w:after="0" w:before="0"/>
-      </w:pPr>
-      <w:r>
-        <w:rPr>
-          <w:b w:val="0"/>
-          <w:sz w:val="22"/>
-        </w:rPr>
-        <w:t>(c) Modified hable test</w:t>
-      </w:r>
-    </w:p>
-    <w:p>
-      <w:pPr>
-        <w:spacing w:after="0" w:before="0"/>
-      </w:pPr>
-      <w:r>
-        <w:rPr>
-          <w:b w:val="0"/>
-          <w:sz w:val="22"/>
-        </w:rPr>
-        <w:t>(d) Shake test</w:t>
-      </w:r>
-    </w:p>
-    <w:p>
-      <w:pPr>
-        <w:spacing w:after="0" w:before="40"/>
-      </w:pPr>
-      <w:r>
-        <w:rPr>
-          <w:b/>
-          <w:sz w:val="22"/>
-        </w:rPr>
-        <w:t>Answer: d</w:t>
-      </w:r>
-    </w:p>
-    <w:p>
-      <w:pPr>
-        <w:spacing w:after="0" w:before="0"/>
-      </w:pPr>
-      <w:r>
-        <w:rPr>
-          <w:b w:val="0"/>
-          <w:sz w:val="21"/>
-        </w:rPr>
-        <w:t>Solution: The correct answer is option (a) - the Shake Test. The Shake Test is used to determine the potency of freeze-dried vaccines. Freeze-dried vaccines are reconstituted with a diluent before administration. The Shake Test involves shaking the reconstituted vaccine to ensure proper mixing and reconstitution. The presence of clumps, aggregates, or particles indicates a loss of potency or compromised vaccine quality. This test is essential to verify the efficacy and stability of freeze-dried vaccines before administration.</w:t>
-      </w:r>
-    </w:p>
-    <w:p>
-      <w:pPr>
-        <w:spacing w:after="0" w:before="0"/>
-      </w:pPr>
-      <w:r>
-        <w:rPr>
-          <w:b w:val="0"/>
-          <w:sz w:val="20"/>
-        </w:rPr>
-        <w:t>Positive Marks: 1</w:t>
-      </w:r>
-    </w:p>
-    <w:p>
-      <w:pPr>
-        <w:spacing w:after="160" w:before="0"/>
-      </w:pPr>
-      <w:r>
-        <w:rPr>
-          <w:b w:val="0"/>
-          <w:sz w:val="20"/>
-        </w:rPr>
-        <w:t>Negative Marks: 0.25</w:t>
-      </w:r>
-    </w:p>
-    <w:p>
-      <w:pPr>
-        <w:spacing w:after="20" w:before="120"/>
-      </w:pPr>
-      <w:r>
-        <w:rPr>
-          <w:b/>
-          <w:sz w:val="22"/>
-        </w:rPr>
-        <w:t>Question: Which disease is caused by rat fleas? Vitamin B (Nutrition)</w:t>
-      </w:r>
-    </w:p>
-    <w:p>
-      <w:pPr>
-        <w:spacing w:after="0" w:before="0"/>
-      </w:pPr>
-      <w:r>
-        <w:rPr>
-          <w:b w:val="0"/>
-          <w:sz w:val="22"/>
-        </w:rPr>
-        <w:t>(a) Rocky mountain spotted fever</w:t>
-      </w:r>
-    </w:p>
-    <w:p>
-      <w:pPr>
-        <w:spacing w:after="0" w:before="0"/>
-      </w:pPr>
-      <w:r>
-        <w:rPr>
-          <w:b w:val="0"/>
-          <w:sz w:val="22"/>
-        </w:rPr>
-        <w:t>(b) Sleeping sickness V</w:t>
-      </w:r>
-    </w:p>
-    <w:p>
-      <w:pPr>
-        <w:spacing w:after="0" w:before="0"/>
-      </w:pPr>
-      <w:r>
-        <w:rPr>
-          <w:b w:val="0"/>
-          <w:sz w:val="22"/>
-        </w:rPr>
-        <w:t>(c) Epidemic typhus</w:t>
-      </w:r>
-    </w:p>
-    <w:p>
-      <w:pPr>
-        <w:spacing w:after="0" w:before="0"/>
-      </w:pPr>
-      <w:r>
-        <w:rPr>
-          <w:b w:val="0"/>
-          <w:sz w:val="22"/>
-        </w:rPr>
-        <w:t>(d) Endemic typhus</w:t>
-      </w:r>
-    </w:p>
-    <w:p>
-      <w:pPr>
-        <w:spacing w:after="0" w:before="40"/>
-      </w:pPr>
-      <w:r>
-        <w:rPr>
-          <w:b/>
-          <w:sz w:val="22"/>
-        </w:rPr>
-        <w:t>Answer: d</w:t>
-      </w:r>
-    </w:p>
-    <w:p>
-      <w:pPr>
-        <w:spacing w:after="0" w:before="0"/>
-      </w:pPr>
-      <w:r>
-        <w:rPr>
-          <w:b w:val="0"/>
-          <w:sz w:val="21"/>
-        </w:rPr>
-        <w:t>Solution: The disease caused by rat fleas is endemic typhus (option D). Endemic typhus, also known as murine typhus, is a bacterial infection caused by Rickettsia typhi. It is transmitted to humans through the bite of infected fleas, primarily the rat flea (Xenopsylla cheopis). Rat fleas typically infest rats, and when these infected rats come into close contact with humans, the fleas can bite and transmit the bacteria. Endemic typhus is characterized by fever, headache, rash, and body aches. It is typically a milder form of typhus compared to epidemic typhus, which is caused by a different species of Rickettsia.</w:t>
-      </w:r>
-    </w:p>
-    <w:p>
-      <w:pPr>
-        <w:spacing w:after="0" w:before="0"/>
-      </w:pPr>
-      <w:r>
-        <w:rPr>
-          <w:b w:val="0"/>
-          <w:sz w:val="20"/>
-        </w:rPr>
-        <w:t>Positive Marks: 1</w:t>
-      </w:r>
-    </w:p>
-    <w:p>
-      <w:pPr>
-        <w:spacing w:after="160" w:before="0"/>
-      </w:pPr>
-      <w:r>
-        <w:rPr>
-          <w:b w:val="0"/>
-          <w:sz w:val="20"/>
-        </w:rPr>
-        <w:t>Negative Marks: 0.25</w:t>
-      </w:r>
-    </w:p>
-    <w:p>
-      <w:pPr>
-        <w:spacing w:after="20" w:before="120"/>
-      </w:pPr>
-      <w:r>
-        <w:rPr>
-          <w:b/>
-          <w:sz w:val="22"/>
-        </w:rPr>
-        <w:t>Question: Which vaccine can be frozen?</w:t>
-      </w:r>
-    </w:p>
-    <w:p>
-      <w:pPr>
-        <w:spacing w:after="0" w:before="0"/>
-      </w:pPr>
-      <w:r>
-        <w:rPr>
-          <w:b w:val="0"/>
-          <w:sz w:val="22"/>
-        </w:rPr>
-        <w:t>(a) MMR</w:t>
-      </w:r>
-    </w:p>
-    <w:p>
-      <w:pPr>
-        <w:spacing w:after="0" w:before="0"/>
-      </w:pPr>
-      <w:r>
-        <w:rPr>
-          <w:b w:val="0"/>
-          <w:sz w:val="22"/>
-        </w:rPr>
-        <w:t>(b) DPT/DT</w:t>
-      </w:r>
-    </w:p>
-    <w:p>
-      <w:pPr>
-        <w:spacing w:after="0" w:before="0"/>
-      </w:pPr>
-      <w:r>
-        <w:rPr>
-          <w:b w:val="0"/>
-          <w:sz w:val="22"/>
-        </w:rPr>
-        <w:t>(c) polio</w:t>
-      </w:r>
-    </w:p>
-    <w:p>
-      <w:pPr>
-        <w:spacing w:after="0" w:before="0"/>
-      </w:pPr>
-      <w:r>
-        <w:rPr>
-          <w:b w:val="0"/>
-          <w:sz w:val="22"/>
-        </w:rPr>
-        <w:t>(d) BCG</w:t>
-      </w:r>
-    </w:p>
-    <w:p>
-      <w:pPr>
-        <w:spacing w:after="0" w:before="40"/>
-      </w:pPr>
-      <w:r>
-        <w:rPr>
-          <w:b/>
-          <w:sz w:val="22"/>
-        </w:rPr>
-        <w:t>Answer: a</w:t>
-      </w:r>
-    </w:p>
-    <w:p>
-      <w:pPr>
-        <w:spacing w:after="0" w:before="0"/>
-      </w:pPr>
-      <w:r>
-        <w:rPr>
-          <w:b w:val="0"/>
-          <w:sz w:val="21"/>
-        </w:rPr>
-        <w:t>Solution: Freeze-dried vaccines such as MMR can be stored frozen, whereas liquid vaccines containing adjuvants (DPT, TT, Hepatitis B) must never be frozen.</w:t>
-      </w:r>
-    </w:p>
-    <w:p>
-      <w:pPr>
-        <w:spacing w:after="0" w:before="0"/>
-      </w:pPr>
-      <w:r>
-        <w:rPr>
-          <w:b w:val="0"/>
-          <w:sz w:val="20"/>
-        </w:rPr>
-        <w:t>Positive Marks: 1</w:t>
-      </w:r>
-    </w:p>
-    <w:p>
-      <w:pPr>
-        <w:spacing w:after="160" w:before="0"/>
-      </w:pPr>
-      <w:r>
-        <w:rPr>
-          <w:b w:val="0"/>
-          <w:sz w:val="20"/>
-        </w:rPr>
-        <w:t>Negative Marks: 0.25</w:t>
-      </w:r>
-    </w:p>
-    <w:p>
-      <w:pPr>
-        <w:spacing w:after="20" w:before="120"/>
-      </w:pPr>
-      <w:r>
-        <w:rPr>
-          <w:b/>
-          <w:sz w:val="22"/>
-        </w:rPr>
-        <w:t>Question: Which component is NOT included in the Physical Quality of Life Index (PQLI)?</w:t>
-      </w:r>
-    </w:p>
-    <w:p>
-      <w:pPr>
-        <w:spacing w:after="0" w:before="0"/>
-      </w:pPr>
-      <w:r>
-        <w:rPr>
-          <w:b w:val="0"/>
-          <w:sz w:val="22"/>
-        </w:rPr>
-        <w:t>(a) Basic literacy rate</w:t>
-      </w:r>
-    </w:p>
-    <w:p>
-      <w:pPr>
-        <w:spacing w:after="0" w:before="0"/>
-      </w:pPr>
-      <w:r>
-        <w:rPr>
-          <w:b w:val="0"/>
-          <w:sz w:val="22"/>
-        </w:rPr>
-        <w:t>(b) IMR</w:t>
-      </w:r>
-    </w:p>
-    <w:p>
-      <w:pPr>
-        <w:spacing w:after="0" w:before="0"/>
-      </w:pPr>
-      <w:r>
-        <w:rPr>
-          <w:b w:val="0"/>
-          <w:sz w:val="22"/>
-        </w:rPr>
-        <w:t>(c) Life expectancy at one</w:t>
-      </w:r>
-    </w:p>
-    <w:p>
-      <w:pPr>
-        <w:spacing w:after="0" w:before="0"/>
-      </w:pPr>
-      <w:r>
-        <w:rPr>
-          <w:b w:val="0"/>
-          <w:sz w:val="22"/>
-        </w:rPr>
-        <w:t>(d) Per capita Income</w:t>
-      </w:r>
-    </w:p>
-    <w:p>
-      <w:pPr>
-        <w:spacing w:after="0" w:before="40"/>
-      </w:pPr>
-      <w:r>
-        <w:rPr>
-          <w:b/>
-          <w:sz w:val="22"/>
-        </w:rPr>
-        <w:t>Answer: d</w:t>
-      </w:r>
-    </w:p>
-    <w:p>
-      <w:pPr>
-        <w:spacing w:after="0" w:before="0"/>
-      </w:pPr>
-      <w:r>
-        <w:rPr>
-          <w:b w:val="0"/>
-          <w:sz w:val="21"/>
-        </w:rPr>
-        <w:t>Solution: The component NOT included in the Physical Quality of Life Index (PQLI) is per capita income. The PQLI is a composite index used to measure the quality of life in different countries. It incorporates three basic components: life expectancy at birth, infant mortality rate (IMR), and basic literacy rate. These components provide insights into the overall health, education, and well-being of the population. However, per capita income, although an important indicator of economic well-being, is not included in the PQLI.</w:t>
-      </w:r>
-    </w:p>
-    <w:p>
-      <w:pPr>
-        <w:spacing w:after="0" w:before="0"/>
-      </w:pPr>
-      <w:r>
-        <w:rPr>
-          <w:b w:val="0"/>
-          <w:sz w:val="20"/>
-        </w:rPr>
-        <w:t>Positive Marks: 1</w:t>
-      </w:r>
-    </w:p>
-    <w:p>
-      <w:pPr>
-        <w:spacing w:after="160" w:before="0"/>
-      </w:pPr>
-      <w:r>
-        <w:rPr>
-          <w:b w:val="0"/>
-          <w:sz w:val="20"/>
-        </w:rPr>
-        <w:t>Negative Marks: 0.25</w:t>
-      </w:r>
-    </w:p>
-    <w:p>
-      <w:pPr>
-        <w:spacing w:after="20" w:before="120"/>
-      </w:pPr>
-      <w:r>
-        <w:rPr>
-          <w:b/>
-          <w:sz w:val="22"/>
-        </w:rPr>
-        <w:t>Question: Height measurement of 2 year old child is done by</w:t>
-      </w:r>
-    </w:p>
-    <w:p>
-      <w:pPr>
-        <w:spacing w:after="0" w:before="0"/>
-      </w:pPr>
-      <w:r>
-        <w:rPr>
-          <w:b w:val="0"/>
-          <w:sz w:val="22"/>
-        </w:rPr>
-        <w:t>(a) Infantometer</w:t>
-      </w:r>
-    </w:p>
-    <w:p>
-      <w:pPr>
-        <w:spacing w:after="0" w:before="0"/>
-      </w:pPr>
-      <w:r>
-        <w:rPr>
-          <w:b w:val="0"/>
-          <w:sz w:val="22"/>
-        </w:rPr>
-        <w:t>(b) Goniometer</w:t>
-      </w:r>
-    </w:p>
-    <w:p>
-      <w:pPr>
-        <w:spacing w:after="0" w:before="0"/>
-      </w:pPr>
-      <w:r>
-        <w:rPr>
-          <w:b w:val="0"/>
-          <w:sz w:val="22"/>
-        </w:rPr>
-        <w:t>(c) Stadiometer</w:t>
-      </w:r>
-    </w:p>
-    <w:p>
-      <w:pPr>
-        <w:spacing w:after="0" w:before="0"/>
-      </w:pPr>
-      <w:r>
-        <w:rPr>
-          <w:b w:val="0"/>
-          <w:sz w:val="22"/>
-        </w:rPr>
-        <w:t>(d) Refractometer</w:t>
-      </w:r>
-    </w:p>
-    <w:p>
-      <w:pPr>
-        <w:spacing w:after="0" w:before="40"/>
-      </w:pPr>
-      <w:r>
-        <w:rPr>
-          <w:b/>
-          <w:sz w:val="22"/>
-        </w:rPr>
-        <w:t>Answer: c</w:t>
-      </w:r>
-    </w:p>
-    <w:p>
-      <w:pPr>
-        <w:spacing w:after="0" w:before="0"/>
-      </w:pPr>
-      <w:r>
-        <w:rPr>
-          <w:b w:val="0"/>
-          <w:sz w:val="21"/>
-        </w:rPr>
-        <w:t>Solution: Height of a 2-year-old child is measured with a stadiometer (standing height).</w:t>
-      </w:r>
-    </w:p>
-    <w:p>
-      <w:pPr>
-        <w:spacing w:after="0" w:before="0"/>
-      </w:pPr>
-      <w:r>
-        <w:rPr>
-          <w:b w:val="0"/>
-          <w:sz w:val="20"/>
-        </w:rPr>
-        <w:t>Positive Marks: 1</w:t>
-      </w:r>
-    </w:p>
-    <w:p>
-      <w:pPr>
-        <w:spacing w:after="160" w:before="0"/>
-      </w:pPr>
-      <w:r>
-        <w:rPr>
-          <w:b w:val="0"/>
-          <w:sz w:val="20"/>
-        </w:rPr>
-        <w:t>Negative Marks: 0.25</w:t>
-      </w:r>
-    </w:p>
-    <w:p>
-      <w:pPr>
-        <w:spacing w:after="20" w:before="120"/>
-      </w:pPr>
-      <w:r>
-        <w:rPr>
-          <w:b/>
-          <w:sz w:val="22"/>
-        </w:rPr>
-        <w:t>Question: Which test should be done every week for a patient who is taking Clozapine?</w:t>
-      </w:r>
-    </w:p>
-    <w:p>
-      <w:pPr>
-        <w:spacing w:after="0" w:before="0"/>
-      </w:pPr>
-      <w:r>
-        <w:rPr>
-          <w:b w:val="0"/>
-          <w:sz w:val="22"/>
-        </w:rPr>
-        <w:t>(a) Sugar profile</w:t>
-      </w:r>
-    </w:p>
-    <w:p>
-      <w:pPr>
-        <w:spacing w:after="0" w:before="0"/>
-      </w:pPr>
-      <w:r>
-        <w:rPr>
-          <w:b w:val="0"/>
-          <w:sz w:val="22"/>
-        </w:rPr>
-        <w:t>(b) ESR</w:t>
-      </w:r>
-    </w:p>
-    <w:p>
-      <w:pPr>
-        <w:spacing w:after="0" w:before="0"/>
-      </w:pPr>
-      <w:r>
-        <w:rPr>
-          <w:b w:val="0"/>
-          <w:sz w:val="22"/>
-        </w:rPr>
-        <w:t>(c) BUN</w:t>
-      </w:r>
-    </w:p>
-    <w:p>
-      <w:pPr>
-        <w:spacing w:after="0" w:before="0"/>
-      </w:pPr>
-      <w:r>
-        <w:rPr>
-          <w:b w:val="0"/>
-          <w:sz w:val="22"/>
-        </w:rPr>
-        <w:t>(d) CBC</w:t>
-      </w:r>
-    </w:p>
-    <w:p>
-      <w:pPr>
-        <w:spacing w:after="0" w:before="40"/>
-      </w:pPr>
-      <w:r>
-        <w:rPr>
-          <w:b/>
-          <w:sz w:val="22"/>
-        </w:rPr>
-        <w:t>Answer: d</w:t>
-      </w:r>
-    </w:p>
-    <w:p>
-      <w:pPr>
-        <w:spacing w:after="0" w:before="0"/>
-      </w:pPr>
-      <w:r>
-        <w:rPr>
-          <w:b w:val="0"/>
-          <w:sz w:val="21"/>
-        </w:rPr>
-        <w:t>Solution: For a patient taking Clozapine, the test that should be done every week is a complete blood count (CBC) (option A). Clozapine is an atypical antipsychotic medication used in the treatment of schizophrenia. It is associated with a potential side effect called agranulocytosis, which is a severe decrease in the number of white blood cells, specifically neutrophils. Regular monitoring of the CBC, including the absolute neutrophil count (ANC), is crucial to detect any changes in the white blood cell levels. Close monitoring of the CBC helps to ensure early identification of agranulocytosis and prompt intervention if necessary.</w:t>
-      </w:r>
-    </w:p>
-    <w:p>
-      <w:pPr>
-        <w:spacing w:after="0" w:before="0"/>
-      </w:pPr>
-      <w:r>
-        <w:rPr>
-          <w:b w:val="0"/>
-          <w:sz w:val="20"/>
-        </w:rPr>
-        <w:t>Positive Marks: 1</w:t>
-      </w:r>
-    </w:p>
-    <w:p>
-      <w:pPr>
-        <w:spacing w:after="160" w:before="0"/>
-      </w:pPr>
-      <w:r>
-        <w:rPr>
-          <w:b w:val="0"/>
-          <w:sz w:val="20"/>
-        </w:rPr>
-        <w:t>Negative Marks: 0.25</w:t>
-      </w:r>
-    </w:p>
-    <w:p>
-      <w:pPr>
-        <w:spacing w:after="20" w:before="120"/>
-      </w:pPr>
-      <w:r>
-        <w:rPr>
-          <w:b/>
-          <w:sz w:val="22"/>
-        </w:rPr>
-        <w:t>Question: ORS (Oral Rehydration Solution) should be given in acute diarrhoea:</w:t>
-      </w:r>
-    </w:p>
-    <w:p>
-      <w:pPr>
-        <w:spacing w:after="0" w:before="0"/>
-      </w:pPr>
-      <w:r>
-        <w:rPr>
-          <w:b w:val="0"/>
-          <w:sz w:val="22"/>
-        </w:rPr>
-        <w:t>(a) Only with antibiotics</w:t>
-      </w:r>
-    </w:p>
-    <w:p>
-      <w:pPr>
-        <w:spacing w:after="0" w:before="0"/>
-      </w:pPr>
-      <w:r>
-        <w:rPr>
-          <w:b w:val="0"/>
-          <w:sz w:val="22"/>
-        </w:rPr>
-        <w:t>(b) After every loose stool in small amounts</w:t>
-      </w:r>
-    </w:p>
-    <w:p>
-      <w:pPr>
-        <w:spacing w:after="0" w:before="0"/>
-      </w:pPr>
-      <w:r>
-        <w:rPr>
-          <w:b w:val="0"/>
-          <w:sz w:val="22"/>
-        </w:rPr>
-        <w:t>(c) Only if the child is vomiting</w:t>
-      </w:r>
-    </w:p>
-    <w:p>
-      <w:pPr>
-        <w:spacing w:after="0" w:before="0"/>
-      </w:pPr>
-      <w:r>
-        <w:rPr>
-          <w:b w:val="0"/>
-          <w:sz w:val="22"/>
-        </w:rPr>
-        <w:t>(d) Only when the child is hospitalised</w:t>
-      </w:r>
-    </w:p>
-    <w:p>
-      <w:pPr>
-        <w:spacing w:after="0" w:before="40"/>
-      </w:pPr>
-      <w:r>
-        <w:rPr>
-          <w:b/>
-          <w:sz w:val="22"/>
-        </w:rPr>
-        <w:t>Answer: b</w:t>
-      </w:r>
-    </w:p>
-    <w:p>
-      <w:pPr>
-        <w:spacing w:after="0" w:before="0"/>
-      </w:pPr>
-      <w:r>
-        <w:rPr>
-          <w:b w:val="0"/>
-          <w:sz w:val="21"/>
-        </w:rPr>
-        <w:t>Solution: ORS is given after each loose stool (about 50-100 ml per stool for a young child) to prevent dehydration.</w:t>
-      </w:r>
-    </w:p>
-    <w:p>
-      <w:pPr>
-        <w:spacing w:after="0" w:before="0"/>
-      </w:pPr>
-      <w:r>
-        <w:rPr>
-          <w:b w:val="0"/>
-          <w:sz w:val="20"/>
-        </w:rPr>
-        <w:t>Positive Marks: 1</w:t>
-      </w:r>
-    </w:p>
-    <w:p>
-      <w:pPr>
-        <w:spacing w:after="160" w:before="0"/>
-      </w:pPr>
-      <w:r>
-        <w:rPr>
-          <w:b w:val="0"/>
-          <w:sz w:val="20"/>
-        </w:rPr>
-        <w:t>Negative Marks: 0.25</w:t>
-      </w:r>
-    </w:p>
-    <w:p>
-      <w:pPr>
-        <w:spacing w:after="20" w:before="120"/>
-      </w:pPr>
-      <w:r>
-        <w:rPr>
-          <w:b/>
-          <w:sz w:val="22"/>
-        </w:rPr>
-        <w:t>Question: The Hable test is used to assess the potency of which vaccine?</w:t>
-      </w:r>
-    </w:p>
-    <w:p>
-      <w:pPr>
-        <w:spacing w:after="0" w:before="0"/>
-      </w:pPr>
-      <w:r>
-        <w:rPr>
-          <w:b w:val="0"/>
-          <w:sz w:val="22"/>
-        </w:rPr>
-        <w:t>(a) Measles</w:t>
-      </w:r>
-    </w:p>
-    <w:p>
-      <w:pPr>
-        <w:spacing w:after="0" w:before="0"/>
-      </w:pPr>
-      <w:r>
-        <w:rPr>
-          <w:b w:val="0"/>
-          <w:sz w:val="22"/>
-        </w:rPr>
-        <w:t>(b) DPT</w:t>
-      </w:r>
-    </w:p>
-    <w:p>
-      <w:pPr>
-        <w:spacing w:after="0" w:before="0"/>
-      </w:pPr>
-      <w:r>
-        <w:rPr>
-          <w:b w:val="0"/>
-          <w:sz w:val="22"/>
-        </w:rPr>
-        <w:t>(c) OPV</w:t>
-      </w:r>
-    </w:p>
-    <w:p>
-      <w:pPr>
-        <w:spacing w:after="0" w:before="0"/>
-      </w:pPr>
-      <w:r>
-        <w:rPr>
-          <w:b w:val="0"/>
-          <w:sz w:val="22"/>
-        </w:rPr>
-        <w:t>(d) BCG</w:t>
-      </w:r>
-    </w:p>
-    <w:p>
-      <w:pPr>
-        <w:spacing w:after="0" w:before="40"/>
-      </w:pPr>
-      <w:r>
-        <w:rPr>
-          <w:b/>
-          <w:sz w:val="22"/>
-        </w:rPr>
-        <w:t>Answer: d</w:t>
-      </w:r>
-    </w:p>
-    <w:p>
-      <w:pPr>
-        <w:spacing w:after="0" w:before="0"/>
-      </w:pPr>
-      <w:r>
-        <w:rPr>
-          <w:b w:val="0"/>
-          <w:sz w:val="21"/>
-        </w:rPr>
-        <w:t>Solution: The Hable (and modified Hable) test assesses the potency of BCG vaccine by counting viable bacilli; the shake test checks freeze-dried vaccine potency after reconstitution.</w:t>
-      </w:r>
-    </w:p>
-    <w:p>
-      <w:pPr>
-        <w:spacing w:after="0" w:before="0"/>
-      </w:pPr>
-      <w:r>
-        <w:rPr>
-          <w:b w:val="0"/>
-          <w:sz w:val="20"/>
-        </w:rPr>
-        <w:t>Positive Marks: 1</w:t>
-      </w:r>
-    </w:p>
-    <w:p>
-      <w:pPr>
-        <w:spacing w:after="160" w:before="0"/>
-      </w:pPr>
-      <w:r>
-        <w:rPr>
-          <w:b w:val="0"/>
-          <w:sz w:val="20"/>
-        </w:rPr>
-        <w:t>Negative Marks: 0.25</w:t>
-      </w:r>
-    </w:p>
-    <w:p>
-      <w:pPr>
-        <w:spacing w:after="20" w:before="120"/>
-      </w:pPr>
-      <w:r>
-        <w:rPr>
-          <w:b/>
-          <w:sz w:val="22"/>
-        </w:rPr>
-        <w:t>Question: The nurse observes clear, watery fluid draining from the nose of a client with a head injury. Which action is appropriate?</w:t>
-      </w:r>
-    </w:p>
-    <w:p>
-      <w:pPr>
-        <w:spacing w:after="0" w:before="0"/>
-      </w:pPr>
-      <w:r>
-        <w:rPr>
-          <w:b w:val="0"/>
-          <w:sz w:val="22"/>
-        </w:rPr>
-        <w:t>(a) Test the drainage for glucose to confirm cerebrospinal fluid</w:t>
-      </w:r>
-    </w:p>
-    <w:p>
-      <w:pPr>
-        <w:spacing w:after="0" w:before="0"/>
-      </w:pPr>
-      <w:r>
-        <w:rPr>
-          <w:b w:val="0"/>
-          <w:sz w:val="22"/>
-        </w:rPr>
-        <w:t>(b) Suction the nares to keep the airway clear</w:t>
-      </w:r>
-    </w:p>
-    <w:p>
-      <w:pPr>
-        <w:spacing w:after="0" w:before="0"/>
-      </w:pPr>
-      <w:r>
-        <w:rPr>
-          <w:b w:val="0"/>
-          <w:sz w:val="22"/>
-        </w:rPr>
-        <w:t>(c) Pack the nose with sterile gauze</w:t>
-      </w:r>
-    </w:p>
-    <w:p>
-      <w:pPr>
-        <w:spacing w:after="0" w:before="0"/>
-      </w:pPr>
-      <w:r>
-        <w:rPr>
-          <w:b w:val="0"/>
-          <w:sz w:val="22"/>
-        </w:rPr>
-        <w:t>(d) Place the client in the Trendelenburg position</w:t>
-      </w:r>
-    </w:p>
-    <w:p>
-      <w:pPr>
-        <w:spacing w:after="0" w:before="40"/>
-      </w:pPr>
-      <w:r>
-        <w:rPr>
-          <w:b/>
-          <w:sz w:val="22"/>
-        </w:rPr>
-        <w:t>Answer: a</w:t>
-      </w:r>
-    </w:p>
-    <w:p>
-      <w:pPr>
-        <w:spacing w:after="0" w:before="0"/>
-      </w:pPr>
-      <w:r>
-        <w:rPr>
-          <w:b w:val="0"/>
-          <w:sz w:val="21"/>
-        </w:rPr>
-        <w:t>Solution: Clear nasal drainage after head injury is likely CSF (rhinorrhea); it is tested for glucose, and suctioning or packing is avoided because it can introduce infection.</w:t>
-      </w:r>
-    </w:p>
-    <w:p>
-      <w:pPr>
-        <w:spacing w:after="0" w:before="0"/>
-      </w:pPr>
-      <w:r>
-        <w:rPr>
-          <w:b w:val="0"/>
-          <w:sz w:val="20"/>
-        </w:rPr>
-        <w:t>Positive Marks: 1</w:t>
-      </w:r>
-    </w:p>
-    <w:p>
-      <w:pPr>
-        <w:spacing w:after="160" w:before="0"/>
-      </w:pPr>
-      <w:r>
-        <w:rPr>
-          <w:b w:val="0"/>
-          <w:sz w:val="20"/>
-        </w:rPr>
-        <w:t>Negative Marks: 0.25</w:t>
+      <w:r>
+        <w:t xml:space="preserve">Question: The normal blood urea nitrogen (BUN) to creatinine ratio is approximately:</w:t>
+      </w:r>
+    </w:p>
+    <w:p>
+      <w:r>
+        <w:t xml:space="preserve">(a) 10:1 to 20:1</w:t>
+      </w:r>
+    </w:p>
+    <w:p>
+      <w:r>
+        <w:t xml:space="preserve">(b) 1:1</w:t>
+      </w:r>
+    </w:p>
+    <w:p>
+      <w:r>
+        <w:t xml:space="preserve">(c) 40:1 to 50:1</w:t>
+      </w:r>
+    </w:p>
+    <w:p>
+      <w:r>
+        <w:t xml:space="preserve">(d) 100:1</w:t>
+      </w:r>
+    </w:p>
+    <w:p>
+      <w:r>
+        <w:t xml:space="preserve">Answer: a</w:t>
+      </w:r>
+    </w:p>
+    <w:p>
+      <w:r>
+        <w:t xml:space="preserve">Solution: ✅ Correct Answer: (a) 10:1 to 20:1</w:t>
+      </w:r>
+    </w:p>
+    <w:p>
+      <w:r>
+        <w:t xml:space="preserve">🧠 Clinical Rationale: BUN:creatinine ratio helps differentiate causes of renal dysfunction. Normal is 10:1–20:1. A HIGH ratio (&gt;20:1) points to PRERENAL causes (dehydration, heart failure, GI bleeding — the kidney is fine, perfusion is low); a LOW ratio occurs in liver disease and overhydration.</w:t>
+      </w:r>
+    </w:p>
+    <w:p>
+      <w:r>
+        <w:t xml:space="preserve">🔍 Key Clues: "BUN to creatinine ratio" → the 10:1–20:1 anchor, then interpret high vs low.</w:t>
+      </w:r>
+    </w:p>
+    <w:p>
+      <w:r>
+        <w:t xml:space="preserve">❌ Why Not Other Options?</w:t>
+      </w:r>
+    </w:p>
+    <w:p>
+      <w:r>
+        <w:t xml:space="preserve">(b) — 1:1 is far too low and not a physiological ratio.</w:t>
+      </w:r>
+    </w:p>
+    <w:p>
+      <w:r>
+        <w:t xml:space="preserve">(c) — 40:1–50:1 indicates severe prerenal azotemia, not normal.</w:t>
+      </w:r>
+    </w:p>
+    <w:p>
+      <w:r>
+        <w:t xml:space="preserve">(d) — 100:1 is grossly elevated and nonsensical as a baseline.</w:t>
+      </w:r>
+    </w:p>
+    <w:p>
+      <w:r>
+        <w:t xml:space="preserve">⚠️ Exam Trap: The ratio only points to a CAUSE when abnormal: high = prerenal (dehydration/GI bleed), low = hepatic/overhydration. Anchor the normal at 10–20:1.</w:t>
+      </w:r>
+    </w:p>
+    <w:p>
+      <w:r>
+        <w:t xml:space="preserve">💎 PNC Pearl: "BUN:Cr &gt;20 = prerenal (kidney thirsty); &lt;10 = liver problem or too much water."</w:t>
+      </w:r>
+    </w:p>
+    <w:p>
+      <w:r>
+        <w:t xml:space="preserve">📌 Concept Extension: GI bleeding raises BUN disproportionately (blood protein → urea) — a classic cause of a very high ratio.</w:t>
+      </w:r>
+    </w:p>
+    <w:p>
+      <w:r>
+        <w:t xml:space="preserve">Positive Marks: 1</w:t>
+      </w:r>
+    </w:p>
+    <w:p>
+      <w:r>
+        <w:t xml:space="preserve">Negative Marks: 0.25</w:t>
+      </w:r>
+    </w:p>
+    <w:p>
+      <w:r>
+        <w:t xml:space="preserve"/>
+      </w:r>
+    </w:p>
+    <w:p>
+      <w:r>
+        <w:t xml:space="preserve">Question: The nurse is preparing a patient for a dressing change. Which action maintains surgical asepsis?</w:t>
+      </w:r>
+    </w:p>
+    <w:p>
+      <w:r>
+        <w:t xml:space="preserve">(a) Use sterile gloves and a sterile field with the tip of the forceps held downward</w:t>
+      </w:r>
+    </w:p>
+    <w:p>
+      <w:r>
+        <w:t xml:space="preserve">(b) Hold forceps with the tips pointing upward</w:t>
+      </w:r>
+    </w:p>
+    <w:p>
+      <w:r>
+        <w:t xml:space="preserve">(c) Touch the sterile field with bare hands</w:t>
+      </w:r>
+    </w:p>
+    <w:p>
+      <w:r>
+        <w:t xml:space="preserve">(d) Reach across the sterile field</w:t>
+      </w:r>
+    </w:p>
+    <w:p>
+      <w:r>
+        <w:t xml:space="preserve">Answer: a</w:t>
+      </w:r>
+    </w:p>
+    <w:p>
+      <w:r>
+        <w:t xml:space="preserve">Solution: ✅ Correct Answer: (a) Use sterile gloves and a sterile field with the tip of the forceps held downward</w:t>
+      </w:r>
+    </w:p>
+    <w:p>
+      <w:r>
+        <w:t xml:space="preserve">🧠 Clinical Rationale: Surgical asepsis (sterile technique) requires: sterile gloves, a sterile field, and holding forceps with the tips DOWNWARD so fluid does not run up onto the sterile shaft/gloves. The nurse never touches the field, reaches across it, or lets non-sterile items enter it.</w:t>
+      </w:r>
+    </w:p>
+    <w:p>
+      <w:r>
+        <w:t xml:space="preserve">🔍 Key Clues: "Maintains surgical asepsis" → sterile gloves + sterile field + forceps tips down.</w:t>
+      </w:r>
+    </w:p>
+    <w:p>
+      <w:r>
+        <w:t xml:space="preserve">❌ Why Not Other Options?</w:t>
+      </w:r>
+    </w:p>
+    <w:p>
+      <w:r>
+        <w:t xml:space="preserve">(b) — Forceps held with tips UP allow contamination to run down onto the sterile tips.</w:t>
+      </w:r>
+    </w:p>
+    <w:p>
+      <w:r>
+        <w:t xml:space="preserve">(c) — Touching the sterile field with bare hands breaks sterility instantly.</w:t>
+      </w:r>
+    </w:p>
+    <w:p>
+      <w:r>
+        <w:t xml:space="preserve">(d) — Reaching across the sterile field contaminates it with non-sterile clothing/arms.</w:t>
+      </w:r>
+    </w:p>
+    <w:p>
+      <w:r>
+        <w:t xml:space="preserve">⚠️ Exam Trap: "Tips down" is the classic asepsis rule — fluid runs away from the sterile field; tips up lets it run toward the tips.</w:t>
+      </w:r>
+    </w:p>
+    <w:p>
+      <w:r>
+        <w:t xml:space="preserve">💎 PNC Pearl: "Sterile to sterile, tips down, never reach across" — keep the field dry and in sight.</w:t>
+      </w:r>
+    </w:p>
+    <w:p>
+      <w:r>
+        <w:t xml:space="preserve">📌 Concept Extension: Keep the sterile field above waist level and at eye level — anything below the waist is considered contaminated.</w:t>
+      </w:r>
+    </w:p>
+    <w:p>
+      <w:r>
+        <w:t xml:space="preserve">Positive Marks: 1</w:t>
+      </w:r>
+    </w:p>
+    <w:p>
+      <w:r>
+        <w:t xml:space="preserve">Negative Marks: 0.25</w:t>
+      </w:r>
+    </w:p>
+    <w:p>
+      <w:r>
+        <w:t xml:space="preserve"/>
+      </w:r>
+    </w:p>
+    <w:p>
+      <w:r>
+        <w:t xml:space="preserve">Question: A patient with chronic kidney disease is prescribed a diuretic. Which type is commonly used to manage fluid overload in CKD?</w:t>
+      </w:r>
+    </w:p>
+    <w:p>
+      <w:r>
+        <w:t xml:space="preserve">(a) Loop diuretics (furosemide)</w:t>
+      </w:r>
+    </w:p>
+    <w:p>
+      <w:r>
+        <w:t xml:space="preserve">(b) Potassium-sparing diuretics alone</w:t>
+      </w:r>
+    </w:p>
+    <w:p>
+      <w:r>
+        <w:t xml:space="preserve">(c) Osmotic diuretics</w:t>
+      </w:r>
+    </w:p>
+    <w:p>
+      <w:r>
+        <w:t xml:space="preserve">(d) No diuretic</w:t>
+      </w:r>
+    </w:p>
+    <w:p>
+      <w:r>
+        <w:t xml:space="preserve">Answer: a</w:t>
+      </w:r>
+    </w:p>
+    <w:p>
+      <w:r>
+        <w:t xml:space="preserve">Solution: ✅ Correct Answer: (a) Loop diuretics (furosemide)</w:t>
+      </w:r>
+    </w:p>
+    <w:p>
+      <w:r>
+        <w:t xml:space="preserve">🧠 Clinical Rationale: Loop diuretics (furosemide, torsemide) work at the ascending loop of Henle and remain effective even when GFR is reduced — making them the diuretics of choice for fluid overload in CKD. They are given in higher doses as renal function falls.</w:t>
+      </w:r>
+    </w:p>
+    <w:p>
+      <w:r>
+        <w:t xml:space="preserve">🔍 Key Clues: "CKD" + "fluid overload" → the diuretic class that works with a low GFR: loop diuretics.</w:t>
+      </w:r>
+    </w:p>
+    <w:p>
+      <w:r>
+        <w:t xml:space="preserve">❌ Why Not Other Options?</w:t>
+      </w:r>
+    </w:p>
+    <w:p>
+      <w:r>
+        <w:t xml:space="preserve">(b) — Potassium-sparing diuretics (spironolactone) risk dangerous HYPERKALEMIA in CKD — the kidneys already retain potassium.</w:t>
+      </w:r>
+    </w:p>
+    <w:p>
+      <w:r>
+        <w:t xml:space="preserve">(c) — Osmotic diuretics (mannitol) are used for cerebral edema and acute glaucoma, not CKD fluid overload.</w:t>
+      </w:r>
+    </w:p>
+    <w:p>
+      <w:r>
+        <w:t xml:space="preserve">(d) — "No diuretic" ignores the standard management of CKD fluid overload.</w:t>
+      </w:r>
+    </w:p>
+    <w:p>
+      <w:r>
+        <w:t xml:space="preserve">⚠️ Exam Trap: CKD = potassium danger. Loop diuretics (which LOSE potassium) are safe; potassium-sparing ones are risky — that reasoning is the exam point.</w:t>
+      </w:r>
+    </w:p>
+    <w:p>
+      <w:r>
+        <w:t xml:space="preserve">💎 PNC Pearl: Loop diuretics work despite low GFR; monitor for hypokalemia, dehydration, and ototoxicity.</w:t>
+      </w:r>
+    </w:p>
+    <w:p>
+      <w:r>
+        <w:t xml:space="preserve">📌 Concept Extension: CKD hyperkalemia management: restrict potassium, kayexalate, insulin-glucose, calcium gluconate for ECG changes.</w:t>
+      </w:r>
+    </w:p>
+    <w:p>
+      <w:r>
+        <w:t xml:space="preserve">Positive Marks: 1</w:t>
+      </w:r>
+    </w:p>
+    <w:p>
+      <w:r>
+        <w:t xml:space="preserve">Negative Marks: 0.25</w:t>
+      </w:r>
+    </w:p>
+    <w:p>
+      <w:r>
+        <w:t xml:space="preserve"/>
+      </w:r>
+    </w:p>
+    <w:p>
+      <w:r>
+        <w:t xml:space="preserve">Question: The nurse is assessing the fetal heart rate during the first stage of labor. A baseline FHR of 150 beats per minute is:</w:t>
+      </w:r>
+    </w:p>
+    <w:p>
+      <w:r>
+        <w:t xml:space="preserve">(a) Within the normal range (110–160 bpm)</w:t>
+      </w:r>
+    </w:p>
+    <w:p>
+      <w:r>
+        <w:t xml:space="preserve">(b) Bradycardia</w:t>
+      </w:r>
+    </w:p>
+    <w:p>
+      <w:r>
+        <w:t xml:space="preserve">(c) Tachycardia</w:t>
+      </w:r>
+    </w:p>
+    <w:p>
+      <w:r>
+        <w:t xml:space="preserve">(d) Indicative of distress</w:t>
+      </w:r>
+    </w:p>
+    <w:p>
+      <w:r>
+        <w:t xml:space="preserve">Answer: a</w:t>
+      </w:r>
+    </w:p>
+    <w:p>
+      <w:r>
+        <w:t xml:space="preserve">Solution: ✅ Correct Answer: (a) Within the normal range (110–160 bpm)</w:t>
+      </w:r>
+    </w:p>
+    <w:p>
+      <w:r>
+        <w:t xml:space="preserve">🧠 Clinical Rationale: The normal baseline FHR is 110–160 bpm — 150 is squarely normal. Interpretation requires the WHOLE picture: variability, accelerations, decelerations, and contractions. Persistent tachycardia (&gt;160) or bradycardia (&lt;110) needs evaluation.</w:t>
+      </w:r>
+    </w:p>
+    <w:p>
+      <w:r>
+        <w:t xml:space="preserve">🔍 Key Clues: "150 bpm" + "first stage" → within the 110–160 normal baseline.</w:t>
+      </w:r>
+    </w:p>
+    <w:p>
+      <w:r>
+        <w:t xml:space="preserve">❌ Why Not Other Options?</w:t>
+      </w:r>
+    </w:p>
+    <w:p>
+      <w:r>
+        <w:t xml:space="preserve">(b) — Bradycardia is &lt;110 bpm.</w:t>
+      </w:r>
+    </w:p>
+    <w:p>
+      <w:r>
+        <w:t xml:space="preserve">(c) — Tachycardia is &gt;160 bpm (persistent).</w:t>
+      </w:r>
+    </w:p>
+    <w:p>
+      <w:r>
+        <w:t xml:space="preserve">(d) — A single normal baseline does not indicate distress; distress is judged by decelerations and loss of variability.</w:t>
+      </w:r>
+    </w:p>
+    <w:p>
+      <w:r>
+        <w:t xml:space="preserve">⚠️ Exam Trap: Baseline 110–160 is the anchor. Moderate variability (6–25 bpm) is a reassuring sign; late decelerations are the warning sign.</w:t>
+      </w:r>
+    </w:p>
+    <w:p>
+      <w:r>
+        <w:t xml:space="preserve">💎 PNC Pearl: Normal baseline 110–160; category II/III tracings (late decelerations, absent variability) require intervention.</w:t>
+      </w:r>
+    </w:p>
+    <w:p>
+      <w:r>
+        <w:t xml:space="preserve">📌 Concept Extension: Late decelerations = uteroplacental insufficiency → left lateral, oxygen, IV fluids, notify physician.</w:t>
+      </w:r>
+    </w:p>
+    <w:p>
+      <w:r>
+        <w:t xml:space="preserve">Positive Marks: 1</w:t>
+      </w:r>
+    </w:p>
+    <w:p>
+      <w:r>
+        <w:t xml:space="preserve">Negative Marks: 0.25</w:t>
+      </w:r>
+    </w:p>
+    <w:p>
+      <w:r>
+        <w:t xml:space="preserve"/>
+      </w:r>
+    </w:p>
+    <w:p>
+      <w:r>
+        <w:t xml:space="preserve">Question: A 3-month-old infant with bronchiolitis is admitted with respiratory distress. The nurse should position the infant:</w:t>
+      </w:r>
+    </w:p>
+    <w:p>
+      <w:r>
+        <w:t xml:space="preserve">(a) Upright (semi-Fowler's) with the head elevated</w:t>
+      </w:r>
+    </w:p>
+    <w:p>
+      <w:r>
+        <w:t xml:space="preserve">(b) Flat supine</w:t>
+      </w:r>
+    </w:p>
+    <w:p>
+      <w:r>
+        <w:t xml:space="preserve">(c) Prone</w:t>
+      </w:r>
+    </w:p>
+    <w:p>
+      <w:r>
+        <w:t xml:space="preserve">(d) Trendelenburg</w:t>
+      </w:r>
+    </w:p>
+    <w:p>
+      <w:r>
+        <w:t xml:space="preserve">Answer: a</w:t>
+      </w:r>
+    </w:p>
+    <w:p>
+      <w:r>
+        <w:t xml:space="preserve">Solution: ✅ Correct Answer: (a) Upright (semi-Fowler's) with the head elevated</w:t>
+      </w:r>
+    </w:p>
+    <w:p>
+      <w:r>
+        <w:t xml:space="preserve">🧠 Clinical Rationale: Upright positioning maximizes chest expansion and airway patency in bronchiolitis — it also reduces work of breathing and lets secretions drain. Care also includes oxygen, nasal suctioning, small frequent feeds, and monitoring for apnea.</w:t>
+      </w:r>
+    </w:p>
+    <w:p>
+      <w:r>
+        <w:t xml:space="preserve">🔍 Key Clues: "Bronchiolitis" + "respiratory distress" + "3-month-old" → position for easiest breathing: upright.</w:t>
+      </w:r>
+    </w:p>
+    <w:p>
+      <w:r>
+        <w:t xml:space="preserve">❌ Why Not Other Options?</w:t>
+      </w:r>
+    </w:p>
+    <w:p>
+      <w:r>
+        <w:t xml:space="preserve">(b) — Flat supine allows the tongue and secretions to obstruct the small infant airway and worsens breathing.</w:t>
+      </w:r>
+    </w:p>
+    <w:p>
+      <w:r>
+        <w:t xml:space="preserve">(c) — Prone is not used for respiratory comfort in bronchiolitis (supine/prone both reduce airflow compared to upright).</w:t>
+      </w:r>
+    </w:p>
+    <w:p>
+      <w:r>
+        <w:t xml:space="preserve">(d) — Trendelenburg (head down) pushes abdominal contents against the diaphragm.</w:t>
+      </w:r>
+    </w:p>
+    <w:p>
+      <w:r>
+        <w:t xml:space="preserve">⚠️ Exam Trap: In ANY respiratory distress, "upright" is the position answer; flat positions are always wrong.</w:t>
+      </w:r>
+    </w:p>
+    <w:p>
+      <w:r>
+        <w:t xml:space="preserve">💎 PNC Pearl: Bronchiolitis care: upright, oxygen, suction nares, small feeds; RSV is the #1 cause in infants.</w:t>
+      </w:r>
+    </w:p>
+    <w:p>
+      <w:r>
+        <w:t xml:space="preserve">📌 Concept Extension: Watch for apnea in infants &lt;2 months and ex-premature babies — the highest-risk group for deterioration.</w:t>
+      </w:r>
+    </w:p>
+    <w:p>
+      <w:r>
+        <w:t xml:space="preserve">Positive Marks: 1</w:t>
+      </w:r>
+    </w:p>
+    <w:p>
+      <w:r>
+        <w:t xml:space="preserve">Negative Marks: 0.25</w:t>
+      </w:r>
+    </w:p>
+    <w:p>
+      <w:r>
+        <w:t xml:space="preserve"/>
+      </w:r>
+    </w:p>
+    <w:p>
+      <w:r>
+        <w:t xml:space="preserve">Question: A patient with generalized anxiety disorder is prescribed buspirone. The nurse should inform the patient that:</w:t>
+      </w:r>
+    </w:p>
+    <w:p>
+      <w:r>
+        <w:t xml:space="preserve">(a) Full effect may take 2–4 weeks and it is not sedating or addictive</w:t>
+      </w:r>
+    </w:p>
+    <w:p>
+      <w:r>
+        <w:t xml:space="preserve">(b) It works immediately like a benzodiazepine</w:t>
+      </w:r>
+    </w:p>
+    <w:p>
+      <w:r>
+        <w:t xml:space="preserve">(c) It is addictive</w:t>
+      </w:r>
+    </w:p>
+    <w:p>
+      <w:r>
+        <w:t xml:space="preserve">(d) It must be taken only at bedtime</w:t>
+      </w:r>
+    </w:p>
+    <w:p>
+      <w:r>
+        <w:t xml:space="preserve">Answer: a</w:t>
+      </w:r>
+    </w:p>
+    <w:p>
+      <w:r>
+        <w:t xml:space="preserve">Solution: ✅ Correct Answer: (a) Full effect may take 2–4 weeks and it is not sedating or addictive</w:t>
+      </w:r>
+    </w:p>
+    <w:p>
+      <w:r>
+        <w:t xml:space="preserve">🧠 Clinical Rationale: Buspirone is a non-benzodiazepine anxiolytic (5-HT1A receptor agonist) used for CHRONIC anxiety. Unlike benzodiazepines, it causes little sedation, has a very low abuse potential, and takes 2–4 weeks for full effect — patients must take it DAILY, not PRN.</w:t>
+      </w:r>
+    </w:p>
+    <w:p>
+      <w:r>
+        <w:t xml:space="preserve">🔍 Key Clues: "Buspirone" → non-addictive, non-sedating, slow-onset anxiolytic — the key teaching points.</w:t>
+      </w:r>
+    </w:p>
+    <w:p>
+      <w:r>
+        <w:t xml:space="preserve">❌ Why Not Other Options?</w:t>
+      </w:r>
+    </w:p>
+    <w:p>
+      <w:r>
+        <w:t xml:space="preserve">(b) — Buspirone does NOT act immediately; immediate relief is the benzodiazepine profile.</w:t>
+      </w:r>
+    </w:p>
+    <w:p>
+      <w:r>
+        <w:t xml:space="preserve">(c) — It is essentially non-addictive — low abuse potential is one of its advantages.</w:t>
+      </w:r>
+    </w:p>
+    <w:p>
+      <w:r>
+        <w:t xml:space="preserve">(d) — It is taken consistently (usually 2–3 times daily), not only at bedtime.</w:t>
+      </w:r>
+    </w:p>
+    <w:p>
+      <w:r>
+        <w:t xml:space="preserve">⚠️ Exam Trap: Benzodiazepines = fast, sedating, addictive; buspirone = slow, non-sedating, non-addictive. The contrasts are the tested points.</w:t>
+      </w:r>
+    </w:p>
+    <w:p>
+      <w:r>
+        <w:t xml:space="preserve">💎 PNC Pearl: "Buspirone is a slow builder — 2–4 weeks, no sedation, no addiction, daily dosing."</w:t>
+      </w:r>
+    </w:p>
+    <w:p>
+      <w:r>
+        <w:t xml:space="preserve">📌 Concept Extension: Benzodiazepine withdrawal can be dangerous — taper slowly; buspirone is a safer chronic option.</w:t>
+      </w:r>
+    </w:p>
+    <w:p>
+      <w:r>
+        <w:t xml:space="preserve">Positive Marks: 1</w:t>
+      </w:r>
+    </w:p>
+    <w:p>
+      <w:r>
+        <w:t xml:space="preserve">Negative Marks: 0.25</w:t>
+      </w:r>
+    </w:p>
+    <w:p>
+      <w:r>
+        <w:t xml:space="preserve"/>
+      </w:r>
+    </w:p>
+    <w:p>
+      <w:r>
+        <w:t xml:space="preserve">Question: The "Pradhan Mantri Jan Dhan Yojana" (PMJDY) aims to:</w:t>
+      </w:r>
+    </w:p>
+    <w:p>
+      <w:r>
+        <w:t xml:space="preserve">(a) Provide universal access to banking facilities (financial inclusion)</w:t>
+      </w:r>
+    </w:p>
+    <w:p>
+      <w:r>
+        <w:t xml:space="preserve">(b) Provide free health checkups</w:t>
+      </w:r>
+    </w:p>
+    <w:p>
+      <w:r>
+        <w:t xml:space="preserve">(c) Build roads</w:t>
+      </w:r>
+    </w:p>
+    <w:p>
+      <w:r>
+        <w:t xml:space="preserve">(d) Train nurses</w:t>
+      </w:r>
+    </w:p>
+    <w:p>
+      <w:r>
+        <w:t xml:space="preserve">Answer: a</w:t>
+      </w:r>
+    </w:p>
+    <w:p>
+      <w:r>
+        <w:t xml:space="preserve">Solution: ✅ Correct Answer: (a) Provide universal access to banking facilities (financial inclusion)</w:t>
+      </w:r>
+    </w:p>
+    <w:p>
+      <w:r>
+        <w:t xml:space="preserve">🧠 Clinical Rationale: PMJDY (launched August 2014) is India's flagship financial-inclusion scheme — every household gets a bank account (zero balance), a RuPay debit card, and accidental insurance cover, plus access to credit and the formal banking system.</w:t>
+      </w:r>
+    </w:p>
+    <w:p>
+      <w:r>
+        <w:t xml:space="preserve">🔍 Key Clues: "Jan Dhan" = people's wealth → bank accounts for all = financial inclusion.</w:t>
+      </w:r>
+    </w:p>
+    <w:p>
+      <w:r>
+        <w:t xml:space="preserve">❌ Why Not Other Options?</w:t>
+      </w:r>
+    </w:p>
+    <w:p>
+      <w:r>
+        <w:t xml:space="preserve">(b) — Free health checkups are not PMJDY's mandate (health coverage = Ayushman Bharat).</w:t>
+      </w:r>
+    </w:p>
+    <w:p>
+      <w:r>
+        <w:t xml:space="preserve">(c) — Roads belong to NHAI/PMGSY.</w:t>
+      </w:r>
+    </w:p>
+    <w:p>
+      <w:r>
+        <w:t xml:space="preserve">(d) — Nurse training is not a financial-inclusion program.</w:t>
+      </w:r>
+    </w:p>
+    <w:p>
+      <w:r>
+        <w:t xml:space="preserve">⚠️ Exam Trap: PMJDY = bank account + RuPay card + insurance (financial); Ayushman = health; PMJAY = health insurance.</w:t>
+      </w:r>
+    </w:p>
+    <w:p>
+      <w:r>
+        <w:t xml:space="preserve">💎 PNC Pearl: PMJDY: "one account per household, zero balance, RuPay card, ₹1–2 lakh accident cover."</w:t>
+      </w:r>
+    </w:p>
+    <w:p>
+      <w:r>
+        <w:t xml:space="preserve">📌 Concept Extension: PMJDY accounts are linked to Aadhaar and mobile (JAM trinity) for direct benefit transfers.</w:t>
+      </w:r>
+    </w:p>
+    <w:p>
+      <w:r>
+        <w:t xml:space="preserve">Positive Marks: 1</w:t>
+      </w:r>
+    </w:p>
+    <w:p>
+      <w:r>
+        <w:t xml:space="preserve">Negative Marks: 0.25</w:t>
+      </w:r>
+    </w:p>
+    <w:p>
+      <w:r>
+        <w:t xml:space="preserve"/>
+      </w:r>
+    </w:p>
+    <w:p>
+      <w:r>
+        <w:t xml:space="preserve">Question: The nurse is to administer 30 mg of a medication. The vial contains 15 mg/mL. The volume to give is:</w:t>
+      </w:r>
+    </w:p>
+    <w:p>
+      <w:r>
+        <w:t xml:space="preserve">(a) 0.5 mL</w:t>
+      </w:r>
+    </w:p>
+    <w:p>
+      <w:r>
+        <w:t xml:space="preserve">(b) 1 mL</w:t>
+      </w:r>
+    </w:p>
+    <w:p>
+      <w:r>
+        <w:t xml:space="preserve">(c) 2 mL</w:t>
+      </w:r>
+    </w:p>
+    <w:p>
+      <w:r>
+        <w:t xml:space="preserve">(d) 3 mL</w:t>
+      </w:r>
+    </w:p>
+    <w:p>
+      <w:r>
+        <w:t xml:space="preserve">Answer: c</w:t>
+      </w:r>
+    </w:p>
+    <w:p>
+      <w:r>
+        <w:t xml:space="preserve">Solution: ✅ Correct Answer: (c) 2 mL</w:t>
+      </w:r>
+    </w:p>
+    <w:p>
+      <w:r>
+        <w:t xml:space="preserve">🧠 Clinical Rationale: Volume = Desired ÷ Concentration = 30 mg ÷ 15 mg/mL = 2 mL. Check: 2 mL × 15 mg/mL = 30 mg ✓.</w:t>
+      </w:r>
+    </w:p>
+    <w:p>
+      <w:r>
+        <w:t xml:space="preserve">🔍 Key Clues: "30 mg ordered" + "15 mg/mL" → divide the dose by the concentration.</w:t>
+      </w:r>
+    </w:p>
+    <w:p>
+      <w:r>
+        <w:t xml:space="preserve">❌ Why Not Other Options?</w:t>
+      </w:r>
+    </w:p>
+    <w:p>
+      <w:r>
+        <w:t xml:space="preserve">(a) — 0.5 mL delivers 7.5 mg — a fraction of the dose.</w:t>
+      </w:r>
+    </w:p>
+    <w:p>
+      <w:r>
+        <w:t xml:space="preserve">(b) — 1 mL delivers 15 mg — half the required dose.</w:t>
+      </w:r>
+    </w:p>
+    <w:p>
+      <w:r>
+        <w:t xml:space="preserve">(d) — 3 mL delivers 45 mg — 50% overdose.</w:t>
+      </w:r>
+    </w:p>
+    <w:p>
+      <w:r>
+        <w:t xml:space="preserve">⚠️ Exam Trap: 30 ÷ 15 = 2 — simple, but verify by multiplication to avoid careless slips.</w:t>
+      </w:r>
+    </w:p>
+    <w:p>
+      <w:r>
+        <w:t xml:space="preserve">💎 PNC Pearl: D ÷ H = volume in mL; double-check: volume × concentration = dose.</w:t>
+      </w:r>
+    </w:p>
+    <w:p>
+      <w:r>
+        <w:t xml:space="preserve">📌 Concept Extension: Draw up with a syringe matching the volume range for accuracy (e.g., a 3 mL syringe for 2 mL).</w:t>
+      </w:r>
+    </w:p>
+    <w:p>
+      <w:r>
+        <w:t xml:space="preserve">Positive Marks: 1</w:t>
+      </w:r>
+    </w:p>
+    <w:p>
+      <w:r>
+        <w:t xml:space="preserve">Negative Marks: 0.25</w:t>
+      </w:r>
+    </w:p>
+    <w:p>
+      <w:r>
+        <w:t xml:space="preserve"/>
+      </w:r>
+    </w:p>
+    <w:p>
+      <w:r>
+        <w:t xml:space="preserve">Question: The lymphatic system's primary function is:</w:t>
+      </w:r>
+    </w:p>
+    <w:p>
+      <w:r>
+        <w:t xml:space="preserve">(a) Returning interstitial fluid to the blood and defending against infection</w:t>
+      </w:r>
+    </w:p>
+    <w:p>
+      <w:r>
+        <w:t xml:space="preserve">(b) Digesting food</w:t>
+      </w:r>
+    </w:p>
+    <w:p>
+      <w:r>
+        <w:t xml:space="preserve">(c) Producing urine</w:t>
+      </w:r>
+    </w:p>
+    <w:p>
+      <w:r>
+        <w:t xml:space="preserve">(d) Regulating body temperature only</w:t>
+      </w:r>
+    </w:p>
+    <w:p>
+      <w:r>
+        <w:t xml:space="preserve">Answer: a</w:t>
+      </w:r>
+    </w:p>
+    <w:p>
+      <w:r>
+        <w:t xml:space="preserve">Solution: ✅ Correct Answer: (a) Returning interstitial fluid to the blood and defending against infection</w:t>
+      </w:r>
+    </w:p>
+    <w:p>
+      <w:r>
+        <w:t xml:space="preserve">🧠 Clinical Rationale: The lymphatic system has two core jobs: (1) RETURN excess interstitial fluid (as lymph) to the bloodstream via lymph vessels — preventing edema; and (2) DEFEND against infection through lymphocytes and lymph nodes that filter pathogens.</w:t>
+      </w:r>
+    </w:p>
+    <w:p>
+      <w:r>
+        <w:t xml:space="preserve">🔍 Key Clues: "Primary function" of the lymphatic system → fluid return + immunity.</w:t>
+      </w:r>
+    </w:p>
+    <w:p>
+      <w:r>
+        <w:t xml:space="preserve">❌ Why Not Other Options?</w:t>
+      </w:r>
+    </w:p>
+    <w:p>
+      <w:r>
+        <w:t xml:space="preserve">(b) — Digestion is the gastrointestinal system's job (the lymphatics only absorb dietary fats as chyle).</w:t>
+      </w:r>
+    </w:p>
+    <w:p>
+      <w:r>
+        <w:t xml:space="preserve">(c) — Urine production is renal.</w:t>
+      </w:r>
+    </w:p>
+    <w:p>
+      <w:r>
+        <w:t xml:space="preserve">(d) — Temperature regulation is primarily the skin/hypothalamus, not lymphatics.</w:t>
+      </w:r>
+    </w:p>
+    <w:p>
+      <w:r>
+        <w:t xml:space="preserve">⚠️ Exam Trap: The two functions (fluid balance + immunity) must BOTH be present in the answer — single-function options are incomplete.</w:t>
+      </w:r>
+    </w:p>
+    <w:p>
+      <w:r>
+        <w:t xml:space="preserve">💎 PNC Pearl: "Lymph = fluid recycler + infection fighter." Lymph nodes filter; spleen is the largest lymphoid organ.</w:t>
+      </w:r>
+    </w:p>
+    <w:p>
+      <w:r>
+        <w:t xml:space="preserve">📌 Concept Extension: Lymphedema results when lymph drainage is blocked (e.g., post-mastectomy axillary node dissection).</w:t>
+      </w:r>
+    </w:p>
+    <w:p>
+      <w:r>
+        <w:t xml:space="preserve">Positive Marks: 1</w:t>
+      </w:r>
+    </w:p>
+    <w:p>
+      <w:r>
+        <w:t xml:space="preserve">Negative Marks: 0.25</w:t>
+      </w:r>
+    </w:p>
+    <w:p>
+      <w:r>
+        <w:t xml:space="preserve"/>
+      </w:r>
+    </w:p>
+    <w:p>
+      <w:r>
+        <w:t xml:space="preserve">Question: A patient with a fractured femur in skeletal traction develops a fever and purulent discharge at the pin site. The nurse should:</w:t>
+      </w:r>
+    </w:p>
+    <w:p>
+      <w:r>
+        <w:t xml:space="preserve">(a) Report the suspected pin site infection and prepare for culture</w:t>
+      </w:r>
+    </w:p>
+    <w:p>
+      <w:r>
+        <w:t xml:space="preserve">(b) Ignore it</w:t>
+      </w:r>
+    </w:p>
+    <w:p>
+      <w:r>
+        <w:t xml:space="preserve">(c) Remove the pin</w:t>
+      </w:r>
+    </w:p>
+    <w:p>
+      <w:r>
+        <w:t xml:space="preserve">(d) Apply a dirty dressing</w:t>
+      </w:r>
+    </w:p>
+    <w:p>
+      <w:r>
+        <w:t xml:space="preserve">Answer: a</w:t>
+      </w:r>
+    </w:p>
+    <w:p>
+      <w:r>
+        <w:t xml:space="preserve">Solution: ✅ Correct Answer: (a) Report the suspected pin site infection and prepare for culture</w:t>
+      </w:r>
+    </w:p>
+    <w:p>
+      <w:r>
+        <w:t xml:space="preserve">🧠 Clinical Rationale: Fever + purulent discharge at a traction pin site = pin tract infection. The nurse notifies the physician, prepares for wound culture, and continues aseptic pin site care. Untreated, the infection tracks into the bone — osteomyelitis.</w:t>
+      </w:r>
+    </w:p>
+    <w:p>
+      <w:r>
+        <w:t xml:space="preserve">🔍 Key Clues: "Fever" + "purulent discharge" + "pin site" → infection → report + culture.</w:t>
+      </w:r>
+    </w:p>
+    <w:p>
+      <w:r>
+        <w:t xml:space="preserve">❌ Why Not Other Options?</w:t>
+      </w:r>
+    </w:p>
+    <w:p>
+      <w:r>
+        <w:t xml:space="preserve">(b) — Ignoring it allows the infection to spread to the bone.</w:t>
+      </w:r>
+    </w:p>
+    <w:p>
+      <w:r>
+        <w:t xml:space="preserve">(c) — Removing the pin is a physician procedure — nurses never remove hardware.</w:t>
+      </w:r>
+    </w:p>
+    <w:p>
+      <w:r>
+        <w:t xml:space="preserve">(d) — A dirty dressing introduces more organisms and violates asepsis.</w:t>
+      </w:r>
+    </w:p>
+    <w:p>
+      <w:r>
+        <w:t xml:space="preserve">⚠️ Exam Trap: Pin site signs to report: purulent/foul discharge, spreading redness, pain, fever. Aseptic care is the nurse's continuous responsibility.</w:t>
+      </w:r>
+    </w:p>
+    <w:p>
+      <w:r>
+        <w:t xml:space="preserve">💎 PNC Pearl: "Fever + pin discharge = infection until proven otherwise" → notify, culture, aseptic care.</w:t>
+      </w:r>
+    </w:p>
+    <w:p>
+      <w:r>
+        <w:t xml:space="preserve">📌 Concept Extension: Skeletal traction pin care: chlorhexidine cleaning, away-from-pin motion, monitor neurovascular status.</w:t>
+      </w:r>
+    </w:p>
+    <w:p>
+      <w:r>
+        <w:t xml:space="preserve">Positive Marks: 1</w:t>
+      </w:r>
+    </w:p>
+    <w:p>
+      <w:r>
+        <w:t xml:space="preserve">Negative Marks: 0.25</w:t>
+      </w:r>
+    </w:p>
+    <w:p>
+      <w:r>
+        <w:t xml:space="preserve">Question: The normal serum chloride level in an adult is:</w:t>
+      </w:r>
+    </w:p>
+    <w:p>
+      <w:r>
+        <w:t xml:space="preserve">(a) 98–106 mEq/L</w:t>
+      </w:r>
+    </w:p>
+    <w:p>
+      <w:r>
+        <w:t xml:space="preserve">(b) 130–145 mEq/L</w:t>
+      </w:r>
+    </w:p>
+    <w:p>
+      <w:r>
+        <w:t xml:space="preserve">(c) 60–80 mEq/L</w:t>
+      </w:r>
+    </w:p>
+    <w:p>
+      <w:r>
+        <w:t xml:space="preserve">(d) 20–40 mEq/L</w:t>
+      </w:r>
+    </w:p>
+    <w:p>
+      <w:r>
+        <w:t xml:space="preserve">Answer: a</w:t>
+      </w:r>
+    </w:p>
+    <w:p>
+      <w:r>
+        <w:t xml:space="preserve">Solution: ✅ Correct Answer: (a) 98–106 mEq/L</w:t>
+      </w:r>
+    </w:p>
+    <w:p>
+      <w:r>
+        <w:t xml:space="preserve">🧠 Clinical Rationale: Chloride is the major extracellular ANION and normally runs 98–106 mEq/L, moving with sodium. Hypochloremia occurs with vomiting (loss of HCl) and metabolic alkalosis; hyperchloremia with dehydration and metabolic acidosis.</w:t>
+      </w:r>
+    </w:p>
+    <w:p>
+      <w:r>
+        <w:t xml:space="preserve">🔍 Key Clues: "Normal serum chloride" → anchor 98–106 mEq/L.</w:t>
+      </w:r>
+    </w:p>
+    <w:p>
+      <w:r>
+        <w:t xml:space="preserve">❌ Why Not Other Options?</w:t>
+      </w:r>
+    </w:p>
+    <w:p>
+      <w:r>
+        <w:t xml:space="preserve">(b) — 130–145 mEq/L is the normal SODIUM range, not chloride.</w:t>
+      </w:r>
+    </w:p>
+    <w:p>
+      <w:r>
+        <w:t xml:space="preserve">(c) — 60–80 mEq/L is far too low for chloride.</w:t>
+      </w:r>
+    </w:p>
+    <w:p>
+      <w:r>
+        <w:t xml:space="preserve">(d) — 20–40 mEq/L matches bicarbonate (22–28) loosely — still wrong for chloride.</w:t>
+      </w:r>
+    </w:p>
+    <w:p>
+      <w:r>
+        <w:t xml:space="preserve">⚠️ Exam Trap: Na (135–145), K (3.5–5), Cl (98–106), HCO₃ (22–28) — the electrolytes and their ranges are a classic matching trap.</w:t>
+      </w:r>
+    </w:p>
+    <w:p>
+      <w:r>
+        <w:t xml:space="preserve">💎 PNC Pearl: "Na is the cation boss (135–145), Cl the anion partner (98–106)."</w:t>
+      </w:r>
+    </w:p>
+    <w:p>
+      <w:r>
+        <w:t xml:space="preserve">📌 Concept Extension: Chloride follows sodium — hypochloremia with hypokalemia often signals vomiting or diuretic use (metabolic alkalosis).</w:t>
+      </w:r>
+    </w:p>
+    <w:p>
+      <w:r>
+        <w:t xml:space="preserve">Positive Marks: 1</w:t>
+      </w:r>
+    </w:p>
+    <w:p>
+      <w:r>
+        <w:t xml:space="preserve">Negative Marks: 0.25</w:t>
+      </w:r>
+    </w:p>
+    <w:p>
+      <w:r>
+        <w:t xml:space="preserve"/>
+      </w:r>
+    </w:p>
+    <w:p>
+      <w:r>
+        <w:t xml:space="preserve">Question: The nurse is teaching a patient with a new colostomy about skin care. Which instruction is correct?</w:t>
+      </w:r>
+    </w:p>
+    <w:p>
+      <w:r>
+        <w:t xml:space="preserve">(a) Clean the skin with warm water, dry well, and apply a skin barrier</w:t>
+      </w:r>
+    </w:p>
+    <w:p>
+      <w:r>
+        <w:t xml:space="preserve">(b) Scrub the skin with alcohol</w:t>
+      </w:r>
+    </w:p>
+    <w:p>
+      <w:r>
+        <w:t xml:space="preserve">(c) Leave the skin wet before applying the pouch</w:t>
+      </w:r>
+    </w:p>
+    <w:p>
+      <w:r>
+        <w:t xml:space="preserve">(d) Apply powder directly to the stoma</w:t>
+      </w:r>
+    </w:p>
+    <w:p>
+      <w:r>
+        <w:t xml:space="preserve">Answer: a</w:t>
+      </w:r>
+    </w:p>
+    <w:p>
+      <w:r>
+        <w:t xml:space="preserve">Solution: ✅ Correct Answer: (a) Clean the skin with warm water, dry well, and apply a skin barrier</w:t>
+      </w:r>
+    </w:p>
+    <w:p>
+      <w:r>
+        <w:t xml:space="preserve">🧠 Clinical Rationale: Peristomal skin care: clean gently with warm water (soap residue can break the pouch seal), PAT DRY completely, and apply a skin barrier/pouch cut to fit. Healthy peristomal skin prevents leakage and irritation.</w:t>
+      </w:r>
+    </w:p>
+    <w:p>
+      <w:r>
+        <w:t xml:space="preserve">🔍 Key Clues: "Colostomy" + "skin care" → gentle water cleansing + drying + barrier.</w:t>
+      </w:r>
+    </w:p>
+    <w:p>
+      <w:r>
+        <w:t xml:space="preserve">❌ Why Not Other Options?</w:t>
+      </w:r>
+    </w:p>
+    <w:p>
+      <w:r>
+        <w:t xml:space="preserve">(b) — Alcohol dries and damages skin and interferes with pouch adhesion.</w:t>
+      </w:r>
+    </w:p>
+    <w:p>
+      <w:r>
+        <w:t xml:space="preserve">(c) — Wet skin prevents the pouch from sticking and promotes maceration.</w:t>
+      </w:r>
+    </w:p>
+    <w:p>
+      <w:r>
+        <w:t xml:space="preserve">(d) — Powder is used SPARINGLY on moist/excoriated skin only — never directly on the stoma (it blocks the stoma surface and pouch adhesion).</w:t>
+      </w:r>
+    </w:p>
+    <w:p>
+      <w:r>
+        <w:t xml:space="preserve">⚠️ Exam Trap: "Clean with warm water, dry, barrier" is the standard triad. Stoma care questions reward gentle technique over harsh agents.</w:t>
+      </w:r>
+    </w:p>
+    <w:p>
+      <w:r>
+        <w:t xml:space="preserve">💎 PNC Pearl: Colostomy teaching: change pouch every 2–3 days, empty when ⅓–½ full, cut the wafer to the stoma size.</w:t>
+      </w:r>
+    </w:p>
+    <w:p>
+      <w:r>
+        <w:t xml:space="preserve">📌 Concept Extension: A healthy stoma is moist and red; pale/blue/black color signals ischemia — report immediately.</w:t>
+      </w:r>
+    </w:p>
+    <w:p>
+      <w:r>
+        <w:t xml:space="preserve">Positive Marks: 1</w:t>
+      </w:r>
+    </w:p>
+    <w:p>
+      <w:r>
+        <w:t xml:space="preserve">Negative Marks: 0.25</w:t>
+      </w:r>
+    </w:p>
+    <w:p>
+      <w:r>
+        <w:t xml:space="preserve"/>
+      </w:r>
+    </w:p>
+    <w:p>
+      <w:r>
+        <w:t xml:space="preserve">Question: A patient with acute pancreatitis develops a sudden increase in abdominal pain, rigidity, and shock. The nurse should suspect:</w:t>
+      </w:r>
+    </w:p>
+    <w:p>
+      <w:r>
+        <w:t xml:space="preserve">(a) Pancreatic necrosis or rupture with peritonitis</w:t>
+      </w:r>
+    </w:p>
+    <w:p>
+      <w:r>
+        <w:t xml:space="preserve">(b) Normal recovery</w:t>
+      </w:r>
+    </w:p>
+    <w:p>
+      <w:r>
+        <w:t xml:space="preserve">(c) Constipation</w:t>
+      </w:r>
+    </w:p>
+    <w:p>
+      <w:r>
+        <w:t xml:space="preserve">(d) Gastritis</w:t>
+      </w:r>
+    </w:p>
+    <w:p>
+      <w:r>
+        <w:t xml:space="preserve">Answer: a</w:t>
+      </w:r>
+    </w:p>
+    <w:p>
+      <w:r>
+        <w:t xml:space="preserve">Solution: ✅ Correct Answer: (a) Pancreatic necrosis or rupture with peritonitis</w:t>
+      </w:r>
+    </w:p>
+    <w:p>
+      <w:r>
+        <w:t xml:space="preserve">🧠 Clinical Rationale: Sudden rigidity + severe pain + SHOCK in acute pancreatitis signals a catastrophic complication — pancreatic necrosis, hemorrhage, or rupture with peritonitis. This is a surgical emergency: the nurse monitors for multi-organ failure and prepares for ICU care and possible surgery.</w:t>
+      </w:r>
+    </w:p>
+    <w:p>
+      <w:r>
+        <w:t xml:space="preserve">🔍 Key Clues: "Sudden" + "rigidity" + "shock" in pancreatitis → peritonitis/necrosis — never "normal recovery."</w:t>
+      </w:r>
+    </w:p>
+    <w:p>
+      <w:r>
+        <w:t xml:space="preserve">❌ Why Not Other Options?</w:t>
+      </w:r>
+    </w:p>
+    <w:p>
+      <w:r>
+        <w:t xml:space="preserve">(b) — Rigidity and shock are never a normal recovery pattern.</w:t>
+      </w:r>
+    </w:p>
+    <w:p>
+      <w:r>
+        <w:t xml:space="preserve">(c) — Constipation does not cause rigidity and shock.</w:t>
+      </w:r>
+    </w:p>
+    <w:p>
+      <w:r>
+        <w:t xml:space="preserve">(d) — Gastritis is mild inflammation, not a cause of shock.</w:t>
+      </w:r>
+    </w:p>
+    <w:p>
+      <w:r>
+        <w:t xml:space="preserve">⚠️ Exam Trap: Abdominal rigidity + shock = peritonitis until proven otherwise. In pancreatitis, that means necrosis/rupture — a "complication" answer is always right here.</w:t>
+      </w:r>
+    </w:p>
+    <w:p>
+      <w:r>
+        <w:t xml:space="preserve">💎 PNC Pearl: Watch for Cullen's/Grey Turner's signs (hemorrhage) and rising lipase with falling calcium (necrosis marker).</w:t>
+      </w:r>
+    </w:p>
+    <w:p>
+      <w:r>
+        <w:t xml:space="preserve">📌 Concept Extension: Severe pancreatitis mortality is high; Ranson criteria predict severity (age, glucose, WBC, LDH, AST, calcium, base deficit, fluid sequestration).</w:t>
+      </w:r>
+    </w:p>
+    <w:p>
+      <w:r>
+        <w:t xml:space="preserve">Positive Marks: 1</w:t>
+      </w:r>
+    </w:p>
+    <w:p>
+      <w:r>
+        <w:t xml:space="preserve">Negative Marks: 0.25</w:t>
+      </w:r>
+    </w:p>
+    <w:p>
+      <w:r>
+        <w:t xml:space="preserve"/>
+      </w:r>
+    </w:p>
+    <w:p>
+      <w:r>
+        <w:t xml:space="preserve">Question: A patient at 30 weeks of gestation is diagnosed with placenta previa and has bleeding. The nurse should:</w:t>
+      </w:r>
+    </w:p>
+    <w:p>
+      <w:r>
+        <w:t xml:space="preserve">(a) Avoid vaginal examination and monitor fetal and maternal status</w:t>
+      </w:r>
+    </w:p>
+    <w:p>
+      <w:r>
+        <w:t xml:space="preserve">(b) Perform a digital examination</w:t>
+      </w:r>
+    </w:p>
+    <w:p>
+      <w:r>
+        <w:t xml:space="preserve">(c) Give an enema</w:t>
+      </w:r>
+    </w:p>
+    <w:p>
+      <w:r>
+        <w:t xml:space="preserve">(d) Encourage the patient to walk</w:t>
+      </w:r>
+    </w:p>
+    <w:p>
+      <w:r>
+        <w:t xml:space="preserve">Answer: a</w:t>
+      </w:r>
+    </w:p>
+    <w:p>
+      <w:r>
+        <w:t xml:space="preserve">Solution: ✅ Correct Answer: (a) Avoid vaginal examination and monitor fetal and maternal status</w:t>
+      </w:r>
+    </w:p>
+    <w:p>
+      <w:r>
+        <w:t xml:space="preserve">🧠 Clinical Rationale: Placenta previa (placenta over the internal os) causes painless bleeding in the late second/third trimester. Digital vaginal examination is STRICTLY CONTRAINDICATED — it can lacerate the placenta and cause catastrophic hemorrhage. The nurse monitors bleeding, vitals, and FHR, and prepares for cesarean delivery.</w:t>
+      </w:r>
+    </w:p>
+    <w:p>
+      <w:r>
+        <w:t xml:space="preserve">🔍 Key Clues: "Placenta previa" + "bleeding" → NO vaginal exam, NO enema, monitor + prepare for delivery.</w:t>
+      </w:r>
+    </w:p>
+    <w:p>
+      <w:r>
+        <w:t xml:space="preserve">❌ Why Not Other Options?</w:t>
+      </w:r>
+    </w:p>
+    <w:p>
+      <w:r>
+        <w:t xml:space="preserve">(b) — A digital exam can trigger fatal hemorrhage from the placenta.</w:t>
+      </w:r>
+    </w:p>
+    <w:p>
+      <w:r>
+        <w:t xml:space="preserve">(c) — Enemas are contraindicated — any pelvic manipulation is dangerous.</w:t>
+      </w:r>
+    </w:p>
+    <w:p>
+      <w:r>
+        <w:t xml:space="preserve">(d) — Walking/activity is restricted with bleeding previa; bed rest and monitoring are needed.</w:t>
+      </w:r>
+    </w:p>
+    <w:p>
+      <w:r>
+        <w:t xml:space="preserve">⚠️ Exam Trap: "Vaginal exam contraindicated" is THE placenta previa exam point — often asked directly or as an option.</w:t>
+      </w:r>
+    </w:p>
+    <w:p>
+      <w:r>
+        <w:t xml:space="preserve">💎 PNC Pearl: Previa = PAINLESS bright red bleeding; abruption = PAINFUL dark bleeding. The pain status differentiates the two.</w:t>
+      </w:r>
+    </w:p>
+    <w:p>
+      <w:r>
+        <w:t xml:space="preserve">📌 Concept Extension: Confirm with ultrasound; delivery is cesarean at 36–37 weeks (or earlier if bleeding is severe).</w:t>
+      </w:r>
+    </w:p>
+    <w:p>
+      <w:r>
+        <w:t xml:space="preserve">Positive Marks: 1</w:t>
+      </w:r>
+    </w:p>
+    <w:p>
+      <w:r>
+        <w:t xml:space="preserve">Negative Marks: 0.25</w:t>
+      </w:r>
+    </w:p>
+    <w:p>
+      <w:r>
+        <w:t xml:space="preserve"/>
+      </w:r>
+    </w:p>
+    <w:p>
+      <w:r>
+        <w:t xml:space="preserve">Question: A 4-year-old child has a history of recurrent otitis media. The nurse should teach the parents to:</w:t>
+      </w:r>
+    </w:p>
+    <w:p>
+      <w:r>
+        <w:t xml:space="preserve">(a) Complete antibiotic courses, avoid smoke exposure, and attend follow-up</w:t>
+      </w:r>
+    </w:p>
+    <w:p>
+      <w:r>
+        <w:t xml:space="preserve">(b) Stop antibiotics when the pain stops</w:t>
+      </w:r>
+    </w:p>
+    <w:p>
+      <w:r>
+        <w:t xml:space="preserve">(c) Ignore ear pain</w:t>
+      </w:r>
+    </w:p>
+    <w:p>
+      <w:r>
+        <w:t xml:space="preserve">(d) Put oil in the ears</w:t>
+      </w:r>
+    </w:p>
+    <w:p>
+      <w:r>
+        <w:t xml:space="preserve">Answer: a</w:t>
+      </w:r>
+    </w:p>
+    <w:p>
+      <w:r>
+        <w:t xml:space="preserve">Solution: ✅ Correct Answer: (a) Complete antibiotic courses, avoid smoke exposure, and attend follow-up</w:t>
+      </w:r>
+    </w:p>
+    <w:p>
+      <w:r>
+        <w:t xml:space="preserve">🧠 Clinical Rationale: Recurrent acute otitis media management: complete every antibiotic course (prevent resistance and mastoiditis), eliminate SECONDHAND SMOKE (a major risk factor), and keep follow-up to check for persistent effusion/hearing loss. Tympanostomy tubes may be considered for recurrent cases.</w:t>
+      </w:r>
+    </w:p>
+    <w:p>
+      <w:r>
+        <w:t xml:space="preserve">🔍 Key Clues: "Recurrent otitis media" → prevention teaching: full antibiotics, no smoke, follow-up.</w:t>
+      </w:r>
+    </w:p>
+    <w:p>
+      <w:r>
+        <w:t xml:space="preserve">❌ Why Not Other Options?</w:t>
+      </w:r>
+    </w:p>
+    <w:p>
+      <w:r>
+        <w:t xml:space="preserve">(b) — Stopping antibiotics early allows resistant infection and complications.</w:t>
+      </w:r>
+    </w:p>
+    <w:p>
+      <w:r>
+        <w:t xml:space="preserve">(c) — Ignoring ear pain risks mastoiditis and permanent hearing loss.</w:t>
+      </w:r>
+    </w:p>
+    <w:p>
+      <w:r>
+        <w:t xml:space="preserve">(d) — Home oils/drops are not substitutes for treatment and can mask or worsen infection.</w:t>
+      </w:r>
+    </w:p>
+    <w:p>
+      <w:r>
+        <w:t xml:space="preserve">⚠️ Exam Trap: Smoke exposure is the top modifiable risk factor for childhood OM — "avoid smoke" is the prevention answer.</w:t>
+      </w:r>
+    </w:p>
+    <w:p>
+      <w:r>
+        <w:t xml:space="preserve">💎 PNC Pearl: OM prevention: breastfeeding, no smoke exposure, no bottle propping, pneumococcal/Hib vaccination.</w:t>
+      </w:r>
+    </w:p>
+    <w:p>
+      <w:r>
+        <w:t xml:space="preserve">📌 Concept Extension: Watch for complications: mastoiditis (post-auricular swelling/pain), meningitis, and conductive hearing loss.</w:t>
+      </w:r>
+    </w:p>
+    <w:p>
+      <w:r>
+        <w:t xml:space="preserve">Positive Marks: 1</w:t>
+      </w:r>
+    </w:p>
+    <w:p>
+      <w:r>
+        <w:t xml:space="preserve">Negative Marks: 0.25</w:t>
+      </w:r>
+    </w:p>
+    <w:p>
+      <w:r>
+        <w:t xml:space="preserve"/>
+      </w:r>
+    </w:p>
+    <w:p>
+      <w:r>
+        <w:t xml:space="preserve">Question: A patient with schizophrenia develops tardive dyskinesia after long-term antipsychotic use. The nurse should:</w:t>
+      </w:r>
+    </w:p>
+    <w:p>
+      <w:r>
+        <w:t xml:space="preserve">(a) Report the involuntary movements — medication review is needed</w:t>
+      </w:r>
+    </w:p>
+    <w:p>
+      <w:r>
+        <w:t xml:space="preserve">(b) Ignore the movements</w:t>
+      </w:r>
+    </w:p>
+    <w:p>
+      <w:r>
+        <w:t xml:space="preserve">(c) Increase the antipsychotic</w:t>
+      </w:r>
+    </w:p>
+    <w:p>
+      <w:r>
+        <w:t xml:space="preserve">(d) Restrain the patient</w:t>
+      </w:r>
+    </w:p>
+    <w:p>
+      <w:r>
+        <w:t xml:space="preserve">Answer: a</w:t>
+      </w:r>
+    </w:p>
+    <w:p>
+      <w:r>
+        <w:t xml:space="preserve">Solution: ✅ Correct Answer: (a) Report the involuntary movements — medication review is needed</w:t>
+      </w:r>
+    </w:p>
+    <w:p>
+      <w:r>
+        <w:t xml:space="preserve">🧠 Clinical Rationale: Tardive dyskinesia — involuntary, often irreversible movements (lip smacking, tongue protrusion, grimacing, choreiform limb movements) — results from LONG-TERM antipsychotic use. It must be REPORTED: the physician reviews the regimen (dose reduction, switch to clozapine, consider VMAT2 inhibitors). The nurse monitors with the AIMS scale.</w:t>
+      </w:r>
+    </w:p>
+    <w:p>
+      <w:r>
+        <w:t xml:space="preserve">🔍 Key Clues: "Tardive dyskinesia" + "long-term antipsychotic" → report for medication review — it may be irreversible.</w:t>
+      </w:r>
+    </w:p>
+    <w:p>
+      <w:r>
+        <w:t xml:space="preserve">❌ Why Not Other Options?</w:t>
+      </w:r>
+    </w:p>
+    <w:p>
+      <w:r>
+        <w:t xml:space="preserve">(b) — Ignoring it risks permanent, disfiguring movement disorder.</w:t>
+      </w:r>
+    </w:p>
+    <w:p>
+      <w:r>
+        <w:t xml:space="preserve">(c) — Increasing the antipsychotic worsens the EPS.</w:t>
+      </w:r>
+    </w:p>
+    <w:p>
+      <w:r>
+        <w:t xml:space="preserve">(d) — Restraining a patient for involuntary movements is inappropriate and distressing.</w:t>
+      </w:r>
+    </w:p>
+    <w:p>
+      <w:r>
+        <w:t xml:space="preserve">⚠️ Exam Trap: Distinguish EPS: acute dystonia (early, spasm), akathisia (restlessness), parkinsonism (rigidity), tardive dyskinesia (LATE, orofacial, often irreversible).</w:t>
+      </w:r>
+    </w:p>
+    <w:p>
+      <w:r>
+        <w:t xml:space="preserve">💎 PNC Pearl: "TD = late, lip-smacking, hard to reverse — report it and review the drugs." AIMS scale monitors severity.</w:t>
+      </w:r>
+    </w:p>
+    <w:p>
+      <w:r>
+        <w:t xml:space="preserve">📌 Concept Extension: Clozapine has the lowest TD risk but requires blood monitoring for agranulocytosis.</w:t>
+      </w:r>
+    </w:p>
+    <w:p>
+      <w:r>
+        <w:t xml:space="preserve">Positive Marks: 1</w:t>
+      </w:r>
+    </w:p>
+    <w:p>
+      <w:r>
+        <w:t xml:space="preserve">Negative Marks: 0.25</w:t>
+      </w:r>
+    </w:p>
+    <w:p>
+      <w:r>
+        <w:t xml:space="preserve"/>
+      </w:r>
+    </w:p>
+    <w:p>
+      <w:r>
+        <w:t xml:space="preserve">Question: The "Swasthya Raksha" health card under Ayushman Bharat provides:</w:t>
+      </w:r>
+    </w:p>
+    <w:p>
+      <w:r>
+        <w:t xml:space="preserve">(a) Health records and identification for beneficiaries</w:t>
+      </w:r>
+    </w:p>
+    <w:p>
+      <w:r>
+        <w:t xml:space="preserve">(b) Free travel</w:t>
+      </w:r>
+    </w:p>
+    <w:p>
+      <w:r>
+        <w:t xml:space="preserve">(c) Housing</w:t>
+      </w:r>
+    </w:p>
+    <w:p>
+      <w:r>
+        <w:t xml:space="preserve">(d) Education loans</w:t>
+      </w:r>
+    </w:p>
+    <w:p>
+      <w:r>
+        <w:t xml:space="preserve">Answer: a</w:t>
+      </w:r>
+    </w:p>
+    <w:p>
+      <w:r>
+        <w:t xml:space="preserve">Solution: ✅ Correct Answer: (a) Health records and identification for beneficiaries</w:t>
+      </w:r>
+    </w:p>
+    <w:p>
+      <w:r>
+        <w:t xml:space="preserve">🧠 Clinical Rationale: Under the Ayushman Bharat Digital Mission, the Ayushman Bharat Health Account (ABHA) gives each beneficiary a digital health ID that stores and links health records — enabling continuity of care, e-consultations, and portable digital health data.</w:t>
+      </w:r>
+    </w:p>
+    <w:p>
+      <w:r>
+        <w:t xml:space="preserve">🔍 Key Clues: "Health card under Ayushman Bharat" → the ABHA digital health ID for records and identification.</w:t>
+      </w:r>
+    </w:p>
+    <w:p>
+      <w:r>
+        <w:t xml:space="preserve">❌ Why Not Other Options?</w:t>
+      </w:r>
+    </w:p>
+    <w:p>
+      <w:r>
+        <w:t xml:space="preserve">(b) — Free travel is not part of Ayushman Bharat.</w:t>
+      </w:r>
+    </w:p>
+    <w:p>
+      <w:r>
+        <w:t xml:space="preserve">(c) — Housing is PMAY's domain.</w:t>
+      </w:r>
+    </w:p>
+    <w:p>
+      <w:r>
+        <w:t xml:space="preserve">(d) — Education loans are separate schemes.</w:t>
+      </w:r>
+    </w:p>
+    <w:p>
+      <w:r>
+        <w:t xml:space="preserve">⚠️ Exam Trap: ABHA = digital health ID + records; PMJAY = ₹5 lakh health insurance per family. The two "Ayushman" components are often confused.</w:t>
+      </w:r>
+    </w:p>
+    <w:p>
+      <w:r>
+        <w:t xml:space="preserve">💎 PNC Pearl: ABHA = Ayushman Bharat Health Account (digital ID + records); PMJAY = health insurance cover of ₹5 lakh/family/year.</w:t>
+      </w:r>
+    </w:p>
+    <w:p>
+      <w:r>
+        <w:t xml:space="preserve">📌 Concept Extension: The digital mission supports telemedicine (eSanjeevani) and integrated health records nationwide.</w:t>
+      </w:r>
+    </w:p>
+    <w:p>
+      <w:r>
+        <w:t xml:space="preserve">Positive Marks: 1</w:t>
+      </w:r>
+    </w:p>
+    <w:p>
+      <w:r>
+        <w:t xml:space="preserve">Negative Marks: 0.25</w:t>
+      </w:r>
+    </w:p>
+    <w:p>
+      <w:r>
+        <w:t xml:space="preserve"/>
+      </w:r>
+    </w:p>
+    <w:p>
+      <w:r>
+        <w:t xml:space="preserve">Question: The nurse is to give 100 mg of a medication. The vial contains 50 mg/mL. The volume to give is:</w:t>
+      </w:r>
+    </w:p>
+    <w:p>
+      <w:r>
+        <w:t xml:space="preserve">(a) 0.5 mL</w:t>
+      </w:r>
+    </w:p>
+    <w:p>
+      <w:r>
+        <w:t xml:space="preserve">(b) 1 mL</w:t>
+      </w:r>
+    </w:p>
+    <w:p>
+      <w:r>
+        <w:t xml:space="preserve">(c) 2 mL</w:t>
+      </w:r>
+    </w:p>
+    <w:p>
+      <w:r>
+        <w:t xml:space="preserve">(d) 4 mL</w:t>
+      </w:r>
+    </w:p>
+    <w:p>
+      <w:r>
+        <w:t xml:space="preserve">Answer: c</w:t>
+      </w:r>
+    </w:p>
+    <w:p>
+      <w:r>
+        <w:t xml:space="preserve">Solution: ✅ Correct Answer: (c) 2 mL</w:t>
+      </w:r>
+    </w:p>
+    <w:p>
+      <w:r>
+        <w:t xml:space="preserve">🧠 Clinical Rationale: Volume = Desired ÷ Concentration = 100 mg ÷ 50 mg/mL = 2 mL. Check: 2 × 50 = 100 mg ✓.</w:t>
+      </w:r>
+    </w:p>
+    <w:p>
+      <w:r>
+        <w:t xml:space="preserve">🔍 Key Clues: "100 mg" + "50 mg/mL" → divide dose by concentration.</w:t>
+      </w:r>
+    </w:p>
+    <w:p>
+      <w:r>
+        <w:t xml:space="preserve">❌ Why Not Other Options?</w:t>
+      </w:r>
+    </w:p>
+    <w:p>
+      <w:r>
+        <w:t xml:space="preserve">(a) — 0.5 mL delivers 25 mg — a quarter dose.</w:t>
+      </w:r>
+    </w:p>
+    <w:p>
+      <w:r>
+        <w:t xml:space="preserve">(b) — 1 mL delivers 50 mg — half the dose.</w:t>
+      </w:r>
+    </w:p>
+    <w:p>
+      <w:r>
+        <w:t xml:space="preserve">(d) — 4 mL delivers 200 mg — double the dose.</w:t>
+      </w:r>
+    </w:p>
+    <w:p>
+      <w:r>
+        <w:t xml:space="preserve">⚠️ Exam Trap: 100 ÷ 50 = 2 — the math is basic; the trap is choosing 1 mL (thinking "half") without dividing.</w:t>
+      </w:r>
+    </w:p>
+    <w:p>
+      <w:r>
+        <w:t xml:space="preserve">💎 PNC Pearl: D ÷ H = mL; always verify by multiplying back.</w:t>
+      </w:r>
+    </w:p>
+    <w:p>
+      <w:r>
+        <w:t xml:space="preserve">📌 Concept Extension: For pediatric doses, always double-check weight-based calculations with a second nurse.</w:t>
+      </w:r>
+    </w:p>
+    <w:p>
+      <w:r>
+        <w:t xml:space="preserve">Positive Marks: 1</w:t>
+      </w:r>
+    </w:p>
+    <w:p>
+      <w:r>
+        <w:t xml:space="preserve">Negative Marks: 0.25</w:t>
+      </w:r>
+    </w:p>
+    <w:p>
+      <w:r>
+        <w:t xml:space="preserve"/>
+      </w:r>
+    </w:p>
+    <w:p>
+      <w:r>
+        <w:t xml:space="preserve">Question: The normal cardiac output of an adult at rest is:</w:t>
+      </w:r>
+    </w:p>
+    <w:p>
+      <w:r>
+        <w:t xml:space="preserve">(a) 4–8 L/min</w:t>
+      </w:r>
+    </w:p>
+    <w:p>
+      <w:r>
+        <w:t xml:space="preserve">(b) 1–2 L/min</w:t>
+      </w:r>
+    </w:p>
+    <w:p>
+      <w:r>
+        <w:t xml:space="preserve">(c) 15–20 L/min</w:t>
+      </w:r>
+    </w:p>
+    <w:p>
+      <w:r>
+        <w:t xml:space="preserve">(d) 25–30 L/min</w:t>
+      </w:r>
+    </w:p>
+    <w:p>
+      <w:r>
+        <w:t xml:space="preserve">Answer: a</w:t>
+      </w:r>
+    </w:p>
+    <w:p>
+      <w:r>
+        <w:t xml:space="preserve">Solution: ✅ Correct Answer: (a) 4–8 L/min</w:t>
+      </w:r>
+    </w:p>
+    <w:p>
+      <w:r>
+        <w:t xml:space="preserve">🧠 Clinical Rationale: Cardiac output (CO = HR × SV) is normally 4–8 L/min at rest in an adult. It rises with exercise, fever, and stress, and FALLS in heart failure and shock. Cardiac index (CO/body surface area) normalizes it to 2.5–4 L/min/m².</w:t>
+      </w:r>
+    </w:p>
+    <w:p>
+      <w:r>
+        <w:t xml:space="preserve">🔍 Key Clues: "Normal cardiac output... at rest" → 4–8 L/min — the anchor.</w:t>
+      </w:r>
+    </w:p>
+    <w:p>
+      <w:r>
+        <w:t xml:space="preserve">❌ Why Not Other Options?</w:t>
+      </w:r>
+    </w:p>
+    <w:p>
+      <w:r>
+        <w:t xml:space="preserve">(b) — 1–2 L/min indicates severe low-output state (cardiogenic shock).</w:t>
+      </w:r>
+    </w:p>
+    <w:p>
+      <w:r>
+        <w:t xml:space="preserve">(c) — 15–20 L/min is seen only with extreme exercise/high-output states.</w:t>
+      </w:r>
+    </w:p>
+    <w:p>
+      <w:r>
+        <w:t xml:space="preserve">(d) — 25–30 L/min is beyond even high-output states like septic shock.</w:t>
+      </w:r>
+    </w:p>
+    <w:p>
+      <w:r>
+        <w:t xml:space="preserve">⚠️ Exam Trap: CO = HR × SV — if you know HR ~70 and SV ~70 mL, CO ≈ 4.9 L/min — the derivation confirms the 4–8 range.</w:t>
+      </w:r>
+    </w:p>
+    <w:p>
+      <w:r>
+        <w:t xml:space="preserve">💎 PNC Pearl: CO = HR × SV (4–8 L/min); cardiac index = CO ÷ BSA (2.5–4 L/min/m²).</w:t>
+      </w:r>
+    </w:p>
+    <w:p>
+      <w:r>
+        <w:t xml:space="preserve">📌 Concept Extension: In heart failure CO falls → poor perfusion, oliguria, and compensatory tachycardia.</w:t>
+      </w:r>
+    </w:p>
+    <w:p>
+      <w:r>
+        <w:t xml:space="preserve">Positive Marks: 1</w:t>
+      </w:r>
+    </w:p>
+    <w:p>
+      <w:r>
+        <w:t xml:space="preserve">Negative Marks: 0.25</w:t>
+      </w:r>
+    </w:p>
+    <w:p>
+      <w:r>
+        <w:t xml:space="preserve"/>
+      </w:r>
+    </w:p>
+    <w:p>
+      <w:r>
+        <w:t xml:space="preserve">Question: A patient with a head injury has clear fluid leaking from the nose. The nurse should:</w:t>
+      </w:r>
+    </w:p>
+    <w:p>
+      <w:r>
+        <w:t xml:space="preserve">(a) Test the drainage for glucose, elevate the head, and avoid packing</w:t>
+      </w:r>
+    </w:p>
+    <w:p>
+      <w:r>
+        <w:t xml:space="preserve">(b) Pack the nose tightly</w:t>
+      </w:r>
+    </w:p>
+    <w:p>
+      <w:r>
+        <w:t xml:space="preserve">(c) Have the patient blow the nose</w:t>
+      </w:r>
+    </w:p>
+    <w:p>
+      <w:r>
+        <w:t xml:space="preserve">(d) Suction deeply</w:t>
+      </w:r>
+    </w:p>
+    <w:p>
+      <w:r>
+        <w:t xml:space="preserve">Answer: a</w:t>
+      </w:r>
+    </w:p>
+    <w:p>
+      <w:r>
+        <w:t xml:space="preserve">Solution: ✅ Correct Answer: (a) Test the drainage for glucose, elevate the head, and avoid packing</w:t>
+      </w:r>
+    </w:p>
+    <w:p>
+      <w:r>
+        <w:t xml:space="preserve">🧠 Clinical Rationale: Clear nasal drainage after head injury may be CSF RHINORRHEA (a basilar skull fracture sign). CSF is positive for glucose (unlike normal nasal mucus on reagent strips — but glucose oxidase strips can be unreliable; the halo sign on filter paper is also used). The nurse elevates the head 30°, and AVOIDS packing, blowing, and deep suctioning — they can push infection (meningitis) into the cranium.</w:t>
+      </w:r>
+    </w:p>
+    <w:p>
+      <w:r>
+        <w:t xml:space="preserve">🔍 Key Clues: "Head injury" + "clear fluid from nose" → CSF leak precautions: head up, no packing/suction/blowing, test drainage.</w:t>
+      </w:r>
+    </w:p>
+    <w:p>
+      <w:r>
+        <w:t xml:space="preserve">❌ Why Not Other Options?</w:t>
+      </w:r>
+    </w:p>
+    <w:p>
+      <w:r>
+        <w:t xml:space="preserve">(b) — Packing the nose forces CSF back into the cranial cavity and increases infection/ICP risk.</w:t>
+      </w:r>
+    </w:p>
+    <w:p>
+      <w:r>
+        <w:t xml:space="preserve">(c) — Blowing the nose raises intracranial pressure and can worsen the leak.</w:t>
+      </w:r>
+    </w:p>
+    <w:p>
+      <w:r>
+        <w:t xml:space="preserve">(d) — Deep suctioning traumatizes the area and risks meningitis.</w:t>
+      </w:r>
+    </w:p>
+    <w:p>
+      <w:r>
+        <w:t xml:space="preserve">⚠️ Exam Trap: "Battle's sign" (bruising behind the ear) and "raccoon eyes" (periorbital ecchymosis) are the other basilar skull fracture clues — CSF leak + these = the triad.</w:t>
+      </w:r>
+    </w:p>
+    <w:p>
+      <w:r>
+        <w:t xml:space="preserve">💎 PNC Pearl: CSF leak care: head elevated, no packing/blowing/suctioning, monitor for meningitis (fever, stiff neck), notify physician.</w:t>
+      </w:r>
+    </w:p>
+    <w:p>
+      <w:r>
+        <w:t xml:space="preserve">📌 Concept Extension: Don't insert NG tubes through the nose in basilar skull fractures — use the oral route to avoid intracranial placement.</w:t>
+      </w:r>
+    </w:p>
+    <w:p>
+      <w:r>
+        <w:t xml:space="preserve">Positive Marks: 1</w:t>
+      </w:r>
+    </w:p>
+    <w:p>
+      <w:r>
+        <w:t xml:space="preserve">Negative Marks: 0.25</w:t>
       </w:r>
     </w:p>
     <w:sectPr>
       <w:pgSz w:w="12240" w:h="15840"/>
-      <w:pgMar w:top="864" w:right="1008" w:bottom="864" w:left="1008" w:header="720" w:footer="720" w:gutter="0"/>
+      <w:pgMar w:top="1440" w:right="1800" w:bottom="1440" w:left="1800" w:header="720" w:footer="720" w:gutter="0"/>
       <w:cols w:space="720"/>
       <w:docGrid w:linePitch="360"/>
     </w:sectPr>
@@ -2535,10 +2265,6 @@
     <w:name w:val="Normal"/>
     <w:qFormat/>
     <w:rsid w:val="00FC693F"/>
-    <w:rPr>
-      <w:rFonts w:ascii="Calibri" w:hAnsi="Calibri"/>
-      <w:sz w:val="22"/>
-    </w:rPr>
   </w:style>
   <w:style w:type="paragraph" w:styleId="Header">
     <w:name w:val="header"/>
